--- a/projects/valuepickr-open-screen/docs/KSH International Ltd.docx
+++ b/projects/valuepickr-open-screen/docs/KSH International Ltd.docx
@@ -32,7 +32,7 @@
           <w:sz w:val="22"/>
           <w:szCs w:val="22"/>
         </w:rPr>
-        <w:t xml:space="preserve">Fast-growing, debt-free magnet-winding-wire exporter with genuinely strong 5-year growth, but a short public track record (2025 IPO) and a valuation that already reflects the quality</w:t>
+        <w:t xml:space="preserve">Debt-free magnet-winding-wire maker (India's #3, #1 exporter) riding a T&amp;D/HVDC and electrification tailwind - FY26 revenue +61%, Q1 FY27 revenue ~doubled, specialised/CTC wire +113% YoY, EBITDA/ton surging, and a new 5-year Hitachi Energy supply framework - but only listed Dec 2025 and trading at ~57x P/E near its 52-week high</w:t>
       </w:r>
     </w:p>
     <w:p>
@@ -99,61 +99,34 @@
           </w:tcPr>
           <w:p>
             <w:r>
-              <w:t xml:space="preserve">Rs 6,812 Cr</w:t>
-            </w:r>
-          </w:p>
-        </w:tc>
-      </w:tr>
-      <w:tr>
-        <w:tc>
-          <w:tcPr>
-            <w:tcW w:type="dxa" w:w="3200"/>
-            <w:shd w:fill="F2F2F2" w:val="clear"/>
-          </w:tcPr>
-          <w:p>
-            <w:r>
-              <w:rPr>
-                <w:b/>
-                <w:bCs/>
-              </w:rPr>
-              <w:t xml:space="preserve">ROCE</w:t>
-            </w:r>
-          </w:p>
-        </w:tc>
-        <w:tc>
-          <w:tcPr>
-            <w:tcW w:type="dxa" w:w="5800"/>
-          </w:tcPr>
-          <w:p>
-            <w:r>
-              <w:t xml:space="preserve">21.4%</w:t>
-            </w:r>
-          </w:p>
-        </w:tc>
-      </w:tr>
-      <w:tr>
-        <w:tc>
-          <w:tcPr>
-            <w:tcW w:type="dxa" w:w="3200"/>
-            <w:shd w:fill="F2F2F2" w:val="clear"/>
-          </w:tcPr>
-          <w:p>
-            <w:r>
-              <w:rPr>
-                <w:b/>
-                <w:bCs/>
-              </w:rPr>
-              <w:t xml:space="preserve">ROE</w:t>
-            </w:r>
-          </w:p>
-        </w:tc>
-        <w:tc>
-          <w:tcPr>
-            <w:tcW w:type="dxa" w:w="5800"/>
-          </w:tcPr>
-          <w:p>
-            <w:r>
-              <w:t xml:space="preserve">20.1%</w:t>
+              <w:t xml:space="preserve">~Rs 7,504 Cr (price ~Rs 1,088, Sep 2026); P/E ~57x</w:t>
+            </w:r>
+          </w:p>
+        </w:tc>
+      </w:tr>
+      <w:tr>
+        <w:tc>
+          <w:tcPr>
+            <w:tcW w:type="dxa" w:w="3200"/>
+            <w:shd w:fill="F2F2F2" w:val="clear"/>
+          </w:tcPr>
+          <w:p>
+            <w:r>
+              <w:rPr>
+                <w:b/>
+                <w:bCs/>
+              </w:rPr>
+              <w:t xml:space="preserve">ROCE / ROE</w:t>
+            </w:r>
+          </w:p>
+        </w:tc>
+        <w:tc>
+          <w:tcPr>
+            <w:tcW w:type="dxa" w:w="5800"/>
+          </w:tcPr>
+          <w:p>
+            <w:r>
+              <w:t xml:space="preserve">~21.4% / ~20.1%</w:t>
             </w:r>
           </w:p>
         </w:tc>
@@ -180,88 +153,142 @@
           </w:tcPr>
           <w:p>
             <w:r>
-              <w:t xml:space="preserve">0.00 (debt-free)</w:t>
-            </w:r>
-          </w:p>
-        </w:tc>
-      </w:tr>
-      <w:tr>
-        <w:tc>
-          <w:tcPr>
-            <w:tcW w:type="dxa" w:w="3200"/>
-            <w:shd w:fill="F2F2F2" w:val="clear"/>
-          </w:tcPr>
-          <w:p>
-            <w:r>
-              <w:rPr>
-                <w:b/>
-                <w:bCs/>
-              </w:rPr>
-              <w:t xml:space="preserve">Revenue growth</w:t>
-            </w:r>
-          </w:p>
-        </w:tc>
-        <w:tc>
-          <w:tcPr>
-            <w:tcW w:type="dxa" w:w="5800"/>
-          </w:tcPr>
-          <w:p>
-            <w:r>
-              <w:t xml:space="preserve">47.5% CAGR over 5 years</w:t>
-            </w:r>
-          </w:p>
-        </w:tc>
-      </w:tr>
-      <w:tr>
-        <w:tc>
-          <w:tcPr>
-            <w:tcW w:type="dxa" w:w="3200"/>
-            <w:shd w:fill="F2F2F2" w:val="clear"/>
-          </w:tcPr>
-          <w:p>
-            <w:r>
-              <w:rPr>
-                <w:b/>
-                <w:bCs/>
-              </w:rPr>
-              <w:t xml:space="preserve">Profit growth</w:t>
-            </w:r>
-          </w:p>
-        </w:tc>
-        <w:tc>
-          <w:tcPr>
-            <w:tcW w:type="dxa" w:w="5800"/>
-          </w:tcPr>
-          <w:p>
-            <w:r>
-              <w:t xml:space="preserve">50.3% CAGR over 5 years</w:t>
-            </w:r>
-          </w:p>
-        </w:tc>
-      </w:tr>
-      <w:tr>
-        <w:tc>
-          <w:tcPr>
-            <w:tcW w:type="dxa" w:w="3200"/>
-            <w:shd w:fill="F2F2F2" w:val="clear"/>
-          </w:tcPr>
-          <w:p>
-            <w:r>
-              <w:rPr>
-                <w:b/>
-                <w:bCs/>
-              </w:rPr>
-              <w:t xml:space="preserve">Valuation</w:t>
-            </w:r>
-          </w:p>
-        </w:tc>
-        <w:tc>
-          <w:tcPr>
-            <w:tcW w:type="dxa" w:w="5800"/>
-          </w:tcPr>
-          <w:p>
-            <w:r>
-              <w:t xml:space="preserve">8.36x book value; current price near 52-week high (Rs 1,005 vs high Rs 1,060, low Rs 330)</w:t>
+              <w:t xml:space="preserve">0.00 (debt-free / net cash)</w:t>
+            </w:r>
+          </w:p>
+        </w:tc>
+      </w:tr>
+      <w:tr>
+        <w:tc>
+          <w:tcPr>
+            <w:tcW w:type="dxa" w:w="3200"/>
+            <w:shd w:fill="F2F2F2" w:val="clear"/>
+          </w:tcPr>
+          <w:p>
+            <w:r>
+              <w:rPr>
+                <w:b/>
+                <w:bCs/>
+              </w:rPr>
+              <w:t xml:space="preserve">FY26</w:t>
+            </w:r>
+          </w:p>
+        </w:tc>
+        <w:tc>
+          <w:tcPr>
+            <w:tcW w:type="dxa" w:w="5800"/>
+          </w:tcPr>
+          <w:p>
+            <w:r>
+              <w:t xml:space="preserve">Revenue Rs 3,107 Cr (+61%); PAT Rs 110.1 Cr (+62%); EBITDA/ton Rs 67,625 (from Rs 52,536 FY25)</w:t>
+            </w:r>
+          </w:p>
+        </w:tc>
+      </w:tr>
+      <w:tr>
+        <w:tc>
+          <w:tcPr>
+            <w:tcW w:type="dxa" w:w="3200"/>
+            <w:shd w:fill="F2F2F2" w:val="clear"/>
+          </w:tcPr>
+          <w:p>
+            <w:r>
+              <w:rPr>
+                <w:b/>
+                <w:bCs/>
+              </w:rPr>
+              <w:t xml:space="preserve">Q1 FY27 (Jun 2026)</w:t>
+            </w:r>
+          </w:p>
+        </w:tc>
+        <w:tc>
+          <w:tcPr>
+            <w:tcW w:type="dxa" w:w="5800"/>
+          </w:tcPr>
+          <w:p>
+            <w:r>
+              <w:t xml:space="preserve">Revenue Rs 1,164 Cr (~+100% YoY); PAT Rs 42.2 Cr (+86%); EBITDA Rs 74.4 Cr (+85%, 6.39% margin); volume 7,999 MT (from 6,100); EBITDA/ton Rs 93,000 (TTM ~Rs 74,000); specialised wire +113% YoY; exports +76% YoY</w:t>
+            </w:r>
+          </w:p>
+        </w:tc>
+      </w:tr>
+      <w:tr>
+        <w:tc>
+          <w:tcPr>
+            <w:tcW w:type="dxa" w:w="3200"/>
+            <w:shd w:fill="F2F2F2" w:val="clear"/>
+          </w:tcPr>
+          <w:p>
+            <w:r>
+              <w:rPr>
+                <w:b/>
+                <w:bCs/>
+              </w:rPr>
+              <w:t xml:space="preserve">Capacity</w:t>
+            </w:r>
+          </w:p>
+        </w:tc>
+        <w:tc>
+          <w:tcPr>
+            <w:tcW w:type="dxa" w:w="5800"/>
+          </w:tcPr>
+          <w:p>
+            <w:r>
+              <w:t xml:space="preserve">43,445 MT (Mar 2026, incl 14,400 MT Supa Phase I commissioned Sep 2025); plan 59,045 MT by end-FY27</w:t>
+            </w:r>
+          </w:p>
+        </w:tc>
+      </w:tr>
+      <w:tr>
+        <w:tc>
+          <w:tcPr>
+            <w:tcW w:type="dxa" w:w="3200"/>
+            <w:shd w:fill="F2F2F2" w:val="clear"/>
+          </w:tcPr>
+          <w:p>
+            <w:r>
+              <w:rPr>
+                <w:b/>
+                <w:bCs/>
+              </w:rPr>
+              <w:t xml:space="preserve">5-yr growth</w:t>
+            </w:r>
+          </w:p>
+        </w:tc>
+        <w:tc>
+          <w:tcPr>
+            <w:tcW w:type="dxa" w:w="5800"/>
+          </w:tcPr>
+          <w:p>
+            <w:r>
+              <w:t xml:space="preserve">Revenue ~47.5% CAGR; profit ~50.3% CAGR</w:t>
+            </w:r>
+          </w:p>
+        </w:tc>
+      </w:tr>
+      <w:tr>
+        <w:tc>
+          <w:tcPr>
+            <w:tcW w:type="dxa" w:w="3200"/>
+            <w:shd w:fill="F2F2F2" w:val="clear"/>
+          </w:tcPr>
+          <w:p>
+            <w:r>
+              <w:rPr>
+                <w:b/>
+                <w:bCs/>
+              </w:rPr>
+              <w:t xml:space="preserve">Valuation / 52-wk</w:t>
+            </w:r>
+          </w:p>
+        </w:tc>
+        <w:tc>
+          <w:tcPr>
+            <w:tcW w:type="dxa" w:w="5800"/>
+          </w:tcPr>
+          <w:p>
+            <w:r>
+              <w:t xml:space="preserve">P/E ~57x; ~8x+ book; 52-wk Rs 330 - 1,098 (near the high)</w:t>
             </w:r>
           </w:p>
         </w:tc>
@@ -277,7 +304,7 @@
         <w:spacing w:after="120"/>
       </w:pPr>
       <w:r>
-        <w:t xml:space="preserve">The quality profile here is genuinely strong across every dimension the thesis screens for: ROCE (21.4%) and ROE (20.1%) are both excellent, the balance sheet is debt-free, and 5-year revenue and profit CAGRs (47.5% and 50.3% respectively) are exceptional. The caveats are that the company only listed in 2025, so this growth history predates public-market scrutiny and there's limited track record as a listed entity, and the stock trades at a rich 8.36x book value near its 52-week high -- the market has clearly already recognized the quality.</w:t>
+        <w:t xml:space="preserve">Every quality dimension the thesis screens for is genuinely strong: ROCE ~21%, ROE ~20%, debt-free, and a 5-year revenue/profit CAGR of ~47%/~50%. The FY26 and Q1 FY27 prints show a live acceleration, not just a trailing average - FY26 revenue +61%, Q1 FY27 revenue ~doubled to Rs 1,164 Cr, PAT +86%, volume 7,999 MT (from 6,100), and EBITDA/ton jumped to Rs 93,000 against a TTM ~Rs 74,000 as the mix shifted to specialised and CTC (continuously transposed conductor) wire (75% of revenue, +113% YoY) and exports (+76% YoY). Management signed a five-year supply framework agreement with Hitachi Energy Global and is lifting capacity from 43,445 MT to 59,045 MT by end-FY27. The caveats are valuation and history: the stock listed only in December 2025, so this record predates sustained public scrutiny, it trades at ~57x P/E near its 52-week high, and the base business is a thin-margin (~6% EBITDA) copper-spread converter, so EBITDA/ton can normalise. A promoter affiliate (KSH Distriparks) applied in September 2026 for reclassification from Promoter Group to Public - a logistics entity, not the operating promoters exiting.</w:t>
       </w:r>
     </w:p>
     <w:p>
@@ -286,15 +313,439 @@
         <w:spacing w:after="120" w:before="280"/>
       </w:pPr>
       <w:r>
-        <w:t xml:space="preserve">Technical Read (Weekly / Monthly MACD + Bollinger Bands, or RSI/CCI/Williams %R proxy)</w:t>
-      </w:r>
-    </w:p>
-    <w:p>
-      <w:pPr>
-        <w:spacing w:after="120"/>
-      </w:pPr>
-      <w:r>
-        <w:t xml:space="preserve">Current price (~Rs 1,005) sits just below the 52-week high (Rs 1,060), having risen sharply from the 52-week low (Rs 330) -- a name that has already re-rated significantly since listing.</w:t>
+        <w:t xml:space="preserve">Deep-Dive: Primary Documents (Annual Reports, Quarterly Results, Exchange Filings)</w:t>
+      </w:r>
+    </w:p>
+    <w:p>
+      <w:pPr>
+        <w:spacing w:after="120"/>
+      </w:pPr>
+      <w:r>
+        <w:rPr>
+          <w:i/>
+          <w:iCs/>
+          <w:color w:val="666666"/>
+          <w:sz w:val="18"/>
+          <w:szCs w:val="18"/>
+        </w:rPr>
+        <w:t xml:space="preserve">Pass 1 — 2026-09-08. Built from the company's own filings (3 years of annual reports, ~4 quarters of results/concalls, and 6 months of BSE/NSE announcements), read via the web — a deeper layer than the forum-sentiment read below.</w:t>
+      </w:r>
+    </w:p>
+    <w:p>
+      <w:pPr>
+        <w:spacing w:after="120"/>
+      </w:pPr>
+      <w:r>
+        <w:rPr>
+          <w:b/>
+          <w:bCs/>
+          <w:sz w:val="20"/>
+          <w:szCs w:val="20"/>
+        </w:rPr>
+        <w:t xml:space="preserve">Sources reviewed this pass:</w:t>
+      </w:r>
+    </w:p>
+    <w:p>
+      <w:pPr>
+        <w:pStyle w:val="ListParagraph"/>
+        <w:numPr>
+          <w:ilvl w:val="0"/>
+          <w:numId w:val="1"/>
+        </w:numPr>
+        <w:spacing w:after="60"/>
+      </w:pPr>
+      <w:r>
+        <w:t xml:space="preserve">screener.in (business profile, shareholding, KSH Distriparks reclassification, factory-licence renewal)</w:t>
+      </w:r>
+    </w:p>
+    <w:p>
+      <w:pPr>
+        <w:pStyle w:val="ListParagraph"/>
+        <w:numPr>
+          <w:ilvl w:val="0"/>
+          <w:numId w:val="1"/>
+        </w:numPr>
+        <w:spacing w:after="60"/>
+      </w:pPr>
+      <w:r>
+        <w:t xml:space="preserve">KSH Q1 FY27 results + earnings call (Aug 2026) via EquityBulls / Investing.com / Sahi / Multibagg / Quartr</w:t>
+      </w:r>
+    </w:p>
+    <w:p>
+      <w:pPr>
+        <w:pStyle w:val="ListParagraph"/>
+        <w:numPr>
+          <w:ilvl w:val="0"/>
+          <w:numId w:val="1"/>
+        </w:numPr>
+        <w:spacing w:after="60"/>
+      </w:pPr>
+      <w:r>
+        <w:t xml:space="preserve">KSH FY26 / Q4 FY26 results via Whalesbook / EquityBulls / ScanX / MarketsMojo</w:t>
+      </w:r>
+    </w:p>
+    <w:p>
+      <w:pPr>
+        <w:spacing w:after="120"/>
+      </w:pPr>
+      <w:r>
+        <w:rPr>
+          <w:b/>
+          <w:bCs/>
+          <w:sz w:val="20"/>
+          <w:szCs w:val="20"/>
+        </w:rPr>
+        <w:t xml:space="preserve">Annual-report findings (3-year view):</w:t>
+      </w:r>
+    </w:p>
+    <w:p>
+      <w:pPr>
+        <w:pStyle w:val="ListParagraph"/>
+        <w:numPr>
+          <w:ilvl w:val="0"/>
+          <w:numId w:val="1"/>
+        </w:numPr>
+        <w:spacing w:after="60"/>
+      </w:pPr>
+      <w:r>
+        <w:t xml:space="preserve">FY26 revenue Rs 3,107 Cr (+61%); PAT Rs 110.1 Cr (+62%); EBITDA/ton improved to Rs 67,625 from Rs 52,536 in FY25 on a better product mix.</w:t>
+      </w:r>
+    </w:p>
+    <w:p>
+      <w:pPr>
+        <w:pStyle w:val="ListParagraph"/>
+        <w:numPr>
+          <w:ilvl w:val="0"/>
+          <w:numId w:val="1"/>
+        </w:numPr>
+        <w:spacing w:after="60"/>
+      </w:pPr>
+      <w:r>
+        <w:t xml:space="preserve">Debt-free (D/E 0.00); ROCE ~21.4% / ROE ~20.1%; 5-yr revenue/profit CAGR ~47%/~50% (pre-IPO record).</w:t>
+      </w:r>
+    </w:p>
+    <w:p>
+      <w:pPr>
+        <w:pStyle w:val="ListParagraph"/>
+        <w:numPr>
+          <w:ilvl w:val="0"/>
+          <w:numId w:val="1"/>
+        </w:numPr>
+        <w:spacing w:after="60"/>
+      </w:pPr>
+      <w:r>
+        <w:t xml:space="preserve">Installed capacity 43,445 MT at Mar 2026 (incl 14,400 MT at Supa, Phase I commissioned Sep 2025); plan to reach 59,045 MT by end-FY27.</w:t>
+      </w:r>
+    </w:p>
+    <w:p>
+      <w:pPr>
+        <w:pStyle w:val="ListParagraph"/>
+        <w:numPr>
+          <w:ilvl w:val="0"/>
+          <w:numId w:val="1"/>
+        </w:numPr>
+        <w:spacing w:after="60"/>
+      </w:pPr>
+      <w:r>
+        <w:t xml:space="preserve">Specialised winding wire ~75% of FY26 revenue; India's #3 magnet-wire maker and #1 exporter.</w:t>
+      </w:r>
+    </w:p>
+    <w:p>
+      <w:pPr>
+        <w:pStyle w:val="ListParagraph"/>
+        <w:numPr>
+          <w:ilvl w:val="0"/>
+          <w:numId w:val="1"/>
+        </w:numPr>
+        <w:spacing w:after="60"/>
+      </w:pPr>
+      <w:r>
+        <w:t xml:space="preserve">Promoters 74.58% (Jun 2026); a promoter affiliate, KSH Distriparks, applied Sep 2026 for Promoter Group -&gt; Public reclassification (a logistics entity, not the operating promoters).</w:t>
+      </w:r>
+    </w:p>
+    <w:p>
+      <w:pPr>
+        <w:pStyle w:val="ListParagraph"/>
+        <w:numPr>
+          <w:ilvl w:val="0"/>
+          <w:numId w:val="1"/>
+        </w:numPr>
+        <w:spacing w:after="60"/>
+      </w:pPr>
+      <w:r>
+        <w:t xml:space="preserve">Listed on NSE/BSE only in December 2025 - a pre-IPO growth record not yet tested under sustained public-market scrutiny; no dedicated ValuePickr company thread.</w:t>
+      </w:r>
+    </w:p>
+    <w:p>
+      <w:pPr>
+        <w:spacing w:after="120"/>
+      </w:pPr>
+      <w:r>
+        <w:rPr>
+          <w:b/>
+          <w:bCs/>
+          <w:sz w:val="20"/>
+          <w:szCs w:val="20"/>
+        </w:rPr>
+        <w:t xml:space="preserve">Quarterly trend (last ~4 quarters + concall commentary):</w:t>
+      </w:r>
+    </w:p>
+    <w:p>
+      <w:pPr>
+        <w:pStyle w:val="ListParagraph"/>
+        <w:numPr>
+          <w:ilvl w:val="0"/>
+          <w:numId w:val="1"/>
+        </w:numPr>
+        <w:spacing w:after="60"/>
+      </w:pPr>
+      <w:r>
+        <w:t xml:space="preserve">Q4 FY26: net sales Rs 1,018 Cr (+101% YoY) - first quarter above Rs 1,000 Cr; export revenue +92% YoY.</w:t>
+      </w:r>
+    </w:p>
+    <w:p>
+      <w:pPr>
+        <w:pStyle w:val="ListParagraph"/>
+        <w:numPr>
+          <w:ilvl w:val="0"/>
+          <w:numId w:val="1"/>
+        </w:numPr>
+        <w:spacing w:after="60"/>
+      </w:pPr>
+      <w:r>
+        <w:t xml:space="preserve">Q1 FY27 (Jun 2026): revenue Rs 1,164 Cr (~+100% YoY); PAT Rs 42.2 Cr (+86%); EBITDA Rs 74.4 Cr (+85%, 6.39% margin, 3.63% PAT margin).</w:t>
+      </w:r>
+    </w:p>
+    <w:p>
+      <w:pPr>
+        <w:pStyle w:val="ListParagraph"/>
+        <w:numPr>
+          <w:ilvl w:val="0"/>
+          <w:numId w:val="1"/>
+        </w:numPr>
+        <w:spacing w:after="60"/>
+      </w:pPr>
+      <w:r>
+        <w:t xml:space="preserve">Q1 FY27 volume 7,999 MT (from 6,100 YoY, 7,600 QoQ); EBITDA/ton Rs 93,000 vs TTM ~Rs 74,000; specialised wire revenue +113% YoY on record CTC contribution; exports +76% YoY on wallet-share gains + new OEM clients.</w:t>
+      </w:r>
+    </w:p>
+    <w:p>
+      <w:pPr>
+        <w:spacing w:after="120"/>
+      </w:pPr>
+      <w:r>
+        <w:rPr>
+          <w:b/>
+          <w:bCs/>
+          <w:sz w:val="20"/>
+          <w:szCs w:val="20"/>
+        </w:rPr>
+        <w:t xml:space="preserve">Exchange announcements (last 6 months):</w:t>
+      </w:r>
+    </w:p>
+    <w:p>
+      <w:pPr>
+        <w:pStyle w:val="ListParagraph"/>
+        <w:numPr>
+          <w:ilvl w:val="0"/>
+          <w:numId w:val="1"/>
+        </w:numPr>
+        <w:spacing w:after="60"/>
+      </w:pPr>
+      <w:r>
+        <w:t xml:space="preserve">Five-year supply framework agreement with Hitachi Energy Global (announced Q1 FY27) for specialised/CTC winding wire.</w:t>
+      </w:r>
+    </w:p>
+    <w:p>
+      <w:pPr>
+        <w:pStyle w:val="ListParagraph"/>
+        <w:numPr>
+          <w:ilvl w:val="0"/>
+          <w:numId w:val="1"/>
+        </w:numPr>
+        <w:spacing w:after="60"/>
+      </w:pPr>
+      <w:r>
+        <w:t xml:space="preserve">Supa capacity build continuing toward 59,045 MT by end-FY27.</w:t>
+      </w:r>
+    </w:p>
+    <w:p>
+      <w:pPr>
+        <w:pStyle w:val="ListParagraph"/>
+        <w:numPr>
+          <w:ilvl w:val="0"/>
+          <w:numId w:val="1"/>
+        </w:numPr>
+        <w:spacing w:after="60"/>
+      </w:pPr>
+      <w:r>
+        <w:t xml:space="preserve">Factory licence renewed through December 2030.</w:t>
+      </w:r>
+    </w:p>
+    <w:p>
+      <w:pPr>
+        <w:pStyle w:val="ListParagraph"/>
+        <w:numPr>
+          <w:ilvl w:val="0"/>
+          <w:numId w:val="1"/>
+        </w:numPr>
+        <w:spacing w:after="60"/>
+      </w:pPr>
+      <w:r>
+        <w:t xml:space="preserve">Promoter affiliate KSH Distriparks applied Sep 2026 for reclassification to Public.</w:t>
+      </w:r>
+    </w:p>
+    <w:p>
+      <w:pPr>
+        <w:spacing w:after="120"/>
+      </w:pPr>
+      <w:r>
+        <w:rPr>
+          <w:b/>
+          <w:bCs/>
+          <w:sz w:val="20"/>
+          <w:szCs w:val="20"/>
+        </w:rPr>
+        <w:t xml:space="preserve">Key new facts vs. the prior write-up:</w:t>
+      </w:r>
+    </w:p>
+    <w:p>
+      <w:pPr>
+        <w:pStyle w:val="ListParagraph"/>
+        <w:numPr>
+          <w:ilvl w:val="0"/>
+          <w:numId w:val="1"/>
+        </w:numPr>
+        <w:spacing w:after="60"/>
+      </w:pPr>
+      <w:r>
+        <w:t xml:space="preserve">The trailing 47% CAGR is not stale - FY26 (+61%) and Q1 FY27 (~+100% revenue, +86% PAT) show a live acceleration.</w:t>
+      </w:r>
+    </w:p>
+    <w:p>
+      <w:pPr>
+        <w:pStyle w:val="ListParagraph"/>
+        <w:numPr>
+          <w:ilvl w:val="0"/>
+          <w:numId w:val="1"/>
+        </w:numPr>
+        <w:spacing w:after="60"/>
+      </w:pPr>
+      <w:r>
+        <w:t xml:space="preserve">EBITDA/ton surged to Rs 93,000 in Q1 FY27 (TTM ~Rs 74,000; FY25 Rs 52,536) as specialised/CTC/export mix climbed - the unit economics are structurally improving.</w:t>
+      </w:r>
+    </w:p>
+    <w:p>
+      <w:pPr>
+        <w:pStyle w:val="ListParagraph"/>
+        <w:numPr>
+          <w:ilvl w:val="0"/>
+          <w:numId w:val="1"/>
+        </w:numPr>
+        <w:spacing w:after="60"/>
+      </w:pPr>
+      <w:r>
+        <w:t xml:space="preserve">The Hitachi Energy 5-year framework is concrete validation of the T&amp;D/HVDC export thesis.</w:t>
+      </w:r>
+    </w:p>
+    <w:p>
+      <w:pPr>
+        <w:pStyle w:val="ListParagraph"/>
+        <w:numPr>
+          <w:ilvl w:val="0"/>
+          <w:numId w:val="1"/>
+        </w:numPr>
+        <w:spacing w:after="60"/>
+      </w:pPr>
+      <w:r>
+        <w:t xml:space="preserve">Valuation is the constraint: ~57x P/E near the 52-week high with &lt;1 year of public history; the base business is a thin ~6%-EBITDA copper-spread converter.</w:t>
+      </w:r>
+    </w:p>
+    <w:p>
+      <w:pPr>
+        <w:spacing w:after="120"/>
+      </w:pPr>
+      <w:r>
+        <w:rPr>
+          <w:b/>
+          <w:bCs/>
+          <w:sz w:val="20"/>
+          <w:szCs w:val="20"/>
+        </w:rPr>
+        <w:t xml:space="preserve">Open questions / what to watch:</w:t>
+      </w:r>
+    </w:p>
+    <w:p>
+      <w:pPr>
+        <w:pStyle w:val="ListParagraph"/>
+        <w:numPr>
+          <w:ilvl w:val="0"/>
+          <w:numId w:val="1"/>
+        </w:numPr>
+        <w:spacing w:after="60"/>
+      </w:pPr>
+      <w:r>
+        <w:t xml:space="preserve">Does EBITDA/ton hold near Rs 90k, or normalise toward the Rs 70-75k TTM as copper spreads / export timing swing?</w:t>
+      </w:r>
+    </w:p>
+    <w:p>
+      <w:pPr>
+        <w:pStyle w:val="ListParagraph"/>
+        <w:numPr>
+          <w:ilvl w:val="0"/>
+          <w:numId w:val="1"/>
+        </w:numPr>
+        <w:spacing w:after="60"/>
+      </w:pPr>
+      <w:r>
+        <w:t xml:space="preserve">Does Supa Phase II commission on schedule and fill, or does utilisation lag the capacity?</w:t>
+      </w:r>
+    </w:p>
+    <w:p>
+      <w:pPr>
+        <w:pStyle w:val="ListParagraph"/>
+        <w:numPr>
+          <w:ilvl w:val="0"/>
+          <w:numId w:val="1"/>
+        </w:numPr>
+        <w:spacing w:after="60"/>
+      </w:pPr>
+      <w:r>
+        <w:t xml:space="preserve">How large and how firm is the Hitachi Energy framework in actual offtake terms?</w:t>
+      </w:r>
+    </w:p>
+    <w:p>
+      <w:pPr>
+        <w:pStyle w:val="ListParagraph"/>
+        <w:numPr>
+          <w:ilvl w:val="0"/>
+          <w:numId w:val="1"/>
+        </w:numPr>
+        <w:spacing w:after="60"/>
+      </w:pPr>
+      <w:r>
+        <w:t xml:space="preserve">How does the name behave through a copper-price or T&amp;D-capex downturn, with no listed history to reference?</w:t>
+      </w:r>
+    </w:p>
+    <w:p>
+      <w:pPr>
+        <w:spacing w:after="120" w:before="120"/>
+      </w:pPr>
+      <w:r>
+        <w:rPr>
+          <w:b/>
+          <w:bCs/>
+          <w:sz w:val="20"/>
+          <w:szCs w:val="20"/>
+        </w:rPr>
+        <w:t xml:space="preserve">Conviction impact: </w:t>
+      </w:r>
+      <w:r>
+        <w:rPr>
+          <w:sz w:val="20"/>
+          <w:szCs w:val="20"/>
+        </w:rPr>
+        <w:t xml:space="preserve">Low-Medium -&gt; Low-Medium. FY26 and Q1 FY27 confirm a live growth acceleration (revenue ~doubling, specialised wire +113%, EBITDA/ton surging) plus a Hitachi Energy 5-year framework, which keeps the 10x label alive via phreak's un-ignorable-growth carve-out. But ~57x P/E near the 52-week high, &lt;1 year of public history, and a thin-margin copper-spread base cap conviction at Low-Medium, unconfirmed.</w:t>
       </w:r>
     </w:p>
     <w:p>
@@ -303,15 +754,22 @@
         <w:spacing w:after="120" w:before="280"/>
       </w:pPr>
       <w:r>
-        <w:t xml:space="preserve">ValuePickr Community Signal</w:t>
-      </w:r>
-    </w:p>
-    <w:p>
-      <w:pPr>
-        <w:spacing w:after="120"/>
-      </w:pPr>
-      <w:r>
-        <w:t xml:space="preserve">No dedicated ValuePickr company thread found for KSH International via forum search -- likely reflecting its recent (2025) listing. It surfaces only within joinjp2003's own portfolio-tracking thread.</w:t>
+        <w:t xml:space="preserve">Guidance &amp; Expectation Gap</w:t>
+      </w:r>
+    </w:p>
+    <w:p>
+      <w:pPr>
+        <w:spacing w:after="120"/>
+      </w:pPr>
+      <w:r>
+        <w:rPr>
+          <w:i/>
+          <w:iCs/>
+          <w:color w:val="666666"/>
+          <w:sz w:val="18"/>
+          <w:szCs w:val="18"/>
+        </w:rPr>
+        <w:t xml:space="preserve">Management guidance decoded into commitments, graded on the expectation → action → operational → commercial → financial ladder, then compared to what the current price appears to assume. Method: playbook/guidance-and-expectation-gap.md.</w:t>
       </w:r>
     </w:p>
     <w:p>
@@ -325,14 +783,1047 @@
           <w:sz w:val="20"/>
           <w:szCs w:val="20"/>
         </w:rPr>
-        <w:t xml:space="preserve">High-conviction call from a top contributor: </w:t>
-      </w:r>
-      <w:r>
-        <w:rPr>
-          <w:sz w:val="20"/>
-          <w:szCs w:val="20"/>
-        </w:rPr>
-        <w:t xml:space="preserve">joinjp2003 (trusted, elevated-tier) made a repeat qualifying mention of KSH International, per existing state.json sourcing. No independent company thread exists to corroborate this against wider community diligence.</w:t>
+        <w:t xml:space="preserve">Commitment ladder (most-proven first):</w:t>
+      </w:r>
+    </w:p>
+    <w:tbl>
+      <w:tblPr>
+        <w:tblW w:type="dxa" w:w="9000"/>
+        <w:tblBorders>
+          <w:top w:val="single" w:color="auto" w:sz="4"/>
+          <w:left w:val="single" w:color="auto" w:sz="4"/>
+          <w:bottom w:val="single" w:color="auto" w:sz="4"/>
+          <w:right w:val="single" w:color="auto" w:sz="4"/>
+          <w:insideH w:val="single" w:color="auto" w:sz="4"/>
+          <w:insideV w:val="single" w:color="auto" w:sz="4"/>
+        </w:tblBorders>
+      </w:tblPr>
+      <w:tblGrid>
+        <w:gridCol w:w="1100"/>
+        <w:gridCol w:w="2600"/>
+        <w:gridCol w:w="2400"/>
+        <w:gridCol w:w="900"/>
+        <w:gridCol w:w="1200"/>
+        <w:gridCol w:w="800"/>
+      </w:tblGrid>
+      <w:tr>
+        <w:trPr>
+          <w:tblHeader/>
+        </w:trPr>
+        <w:tc>
+          <w:tcPr>
+            <w:tcW w:type="dxa" w:w="1100"/>
+            <w:shd w:fill="F2F2F2" w:val="clear"/>
+          </w:tcPr>
+          <w:p>
+            <w:r>
+              <w:rPr>
+                <w:b/>
+                <w:bCs/>
+                <w:sz w:val="18"/>
+                <w:szCs w:val="18"/>
+              </w:rPr>
+              <w:t xml:space="preserve">Area</w:t>
+            </w:r>
+          </w:p>
+        </w:tc>
+        <w:tc>
+          <w:tcPr>
+            <w:tcW w:type="dxa" w:w="2600"/>
+            <w:shd w:fill="F2F2F2" w:val="clear"/>
+          </w:tcPr>
+          <w:p>
+            <w:r>
+              <w:rPr>
+                <w:b/>
+                <w:bCs/>
+                <w:sz w:val="18"/>
+                <w:szCs w:val="18"/>
+              </w:rPr>
+              <w:t xml:space="preserve">Commitment</w:t>
+            </w:r>
+          </w:p>
+        </w:tc>
+        <w:tc>
+          <w:tcPr>
+            <w:tcW w:type="dxa" w:w="2400"/>
+            <w:shd w:fill="F2F2F2" w:val="clear"/>
+          </w:tcPr>
+          <w:p>
+            <w:r>
+              <w:rPr>
+                <w:b/>
+                <w:bCs/>
+                <w:sz w:val="18"/>
+                <w:szCs w:val="18"/>
+              </w:rPr>
+              <w:t xml:space="preserve">Specifics</w:t>
+            </w:r>
+          </w:p>
+        </w:tc>
+        <w:tc>
+          <w:tcPr>
+            <w:tcW w:type="dxa" w:w="900"/>
+            <w:shd w:fill="F2F2F2" w:val="clear"/>
+          </w:tcPr>
+          <w:p>
+            <w:r>
+              <w:rPr>
+                <w:b/>
+                <w:bCs/>
+                <w:sz w:val="18"/>
+                <w:szCs w:val="18"/>
+              </w:rPr>
+              <w:t xml:space="preserve">By when</w:t>
+            </w:r>
+          </w:p>
+        </w:tc>
+        <w:tc>
+          <w:tcPr>
+            <w:tcW w:type="dxa" w:w="1200"/>
+            <w:shd w:fill="F2F2F2" w:val="clear"/>
+          </w:tcPr>
+          <w:p>
+            <w:r>
+              <w:rPr>
+                <w:b/>
+                <w:bCs/>
+                <w:sz w:val="18"/>
+                <w:szCs w:val="18"/>
+              </w:rPr>
+              <w:t xml:space="preserve">Stage</w:t>
+            </w:r>
+          </w:p>
+        </w:tc>
+        <w:tc>
+          <w:tcPr>
+            <w:tcW w:type="dxa" w:w="800"/>
+            <w:shd w:fill="F2F2F2" w:val="clear"/>
+          </w:tcPr>
+          <w:p>
+            <w:r>
+              <w:rPr>
+                <w:b/>
+                <w:bCs/>
+                <w:sz w:val="18"/>
+                <w:szCs w:val="18"/>
+              </w:rPr>
+              <w:t xml:space="preserve">Thesis-critical</w:t>
+            </w:r>
+          </w:p>
+        </w:tc>
+      </w:tr>
+      <w:tr>
+        <w:tc>
+          <w:tcPr>
+            <w:tcW w:type="dxa" w:w="1100"/>
+          </w:tcPr>
+          <w:p>
+            <w:r>
+              <w:rPr>
+                <w:b w:val="false"/>
+                <w:bCs w:val="false"/>
+                <w:sz w:val="18"/>
+                <w:szCs w:val="18"/>
+              </w:rPr>
+              <w:t xml:space="preserve">margin</w:t>
+            </w:r>
+          </w:p>
+        </w:tc>
+        <w:tc>
+          <w:tcPr>
+            <w:tcW w:type="dxa" w:w="2600"/>
+          </w:tcPr>
+          <w:p>
+            <w:r>
+              <w:rPr>
+                <w:b w:val="false"/>
+                <w:bCs w:val="false"/>
+                <w:sz w:val="18"/>
+                <w:szCs w:val="18"/>
+              </w:rPr>
+              <w:t xml:space="preserve">Lift EBITDA/ton via specialised + CTC + export mix</w:t>
+            </w:r>
+          </w:p>
+        </w:tc>
+        <w:tc>
+          <w:tcPr>
+            <w:tcW w:type="dxa" w:w="2400"/>
+          </w:tcPr>
+          <w:p>
+            <w:r>
+              <w:rPr>
+                <w:b w:val="false"/>
+                <w:bCs w:val="false"/>
+                <w:sz w:val="18"/>
+                <w:szCs w:val="18"/>
+              </w:rPr>
+              <w:t xml:space="preserve">Q1 FY27 EBITDA/ton Rs 93,000 vs TTM ~Rs 74,000, FY25 Rs 52,536; specialised wire ~75% of revenue, +113% YoY</w:t>
+            </w:r>
+          </w:p>
+        </w:tc>
+        <w:tc>
+          <w:tcPr>
+            <w:tcW w:type="dxa" w:w="900"/>
+          </w:tcPr>
+          <w:p>
+            <w:r>
+              <w:rPr>
+                <w:b w:val="false"/>
+                <w:bCs w:val="false"/>
+                <w:sz w:val="18"/>
+                <w:szCs w:val="18"/>
+              </w:rPr>
+              <w:t xml:space="preserve">FY27</w:t>
+            </w:r>
+          </w:p>
+        </w:tc>
+        <w:tc>
+          <w:tcPr>
+            <w:tcW w:type="dxa" w:w="1200"/>
+          </w:tcPr>
+          <w:p>
+            <w:r>
+              <w:rPr>
+                <w:b w:val="false"/>
+                <w:bCs w:val="false"/>
+                <w:sz w:val="18"/>
+                <w:szCs w:val="18"/>
+              </w:rPr>
+              <w:t xml:space="preserve">financial</w:t>
+            </w:r>
+          </w:p>
+        </w:tc>
+        <w:tc>
+          <w:tcPr>
+            <w:tcW w:type="dxa" w:w="800"/>
+          </w:tcPr>
+          <w:p>
+            <w:r>
+              <w:rPr>
+                <w:b w:val="false"/>
+                <w:bCs w:val="false"/>
+                <w:sz w:val="18"/>
+                <w:szCs w:val="18"/>
+              </w:rPr>
+              <w:t xml:space="preserve">yes</w:t>
+            </w:r>
+          </w:p>
+        </w:tc>
+      </w:tr>
+      <w:tr>
+        <w:tc>
+          <w:tcPr>
+            <w:tcW w:type="dxa" w:w="1100"/>
+          </w:tcPr>
+          <w:p>
+            <w:r>
+              <w:rPr>
+                <w:b w:val="false"/>
+                <w:bCs w:val="false"/>
+                <w:sz w:val="18"/>
+                <w:szCs w:val="18"/>
+              </w:rPr>
+              <w:t xml:space="preserve">orders</w:t>
+            </w:r>
+          </w:p>
+        </w:tc>
+        <w:tc>
+          <w:tcPr>
+            <w:tcW w:type="dxa" w:w="2600"/>
+          </w:tcPr>
+          <w:p>
+            <w:r>
+              <w:rPr>
+                <w:b w:val="false"/>
+                <w:bCs w:val="false"/>
+                <w:sz w:val="18"/>
+                <w:szCs w:val="18"/>
+              </w:rPr>
+              <w:t xml:space="preserve">Five-year supply framework agreement with Hitachi Energy Global</w:t>
+            </w:r>
+          </w:p>
+        </w:tc>
+        <w:tc>
+          <w:tcPr>
+            <w:tcW w:type="dxa" w:w="2400"/>
+          </w:tcPr>
+          <w:p>
+            <w:r>
+              <w:rPr>
+                <w:b w:val="false"/>
+                <w:bCs w:val="false"/>
+                <w:sz w:val="18"/>
+                <w:szCs w:val="18"/>
+              </w:rPr>
+              <w:t xml:space="preserve">announced Q1 FY27; specialised/CTC winding wire for T&amp;D/HVDC</w:t>
+            </w:r>
+          </w:p>
+        </w:tc>
+        <w:tc>
+          <w:tcPr>
+            <w:tcW w:type="dxa" w:w="900"/>
+          </w:tcPr>
+          <w:p>
+            <w:r>
+              <w:rPr>
+                <w:b w:val="false"/>
+                <w:bCs w:val="false"/>
+                <w:sz w:val="18"/>
+                <w:szCs w:val="18"/>
+              </w:rPr>
+              <w:t xml:space="preserve">beyond</w:t>
+            </w:r>
+          </w:p>
+        </w:tc>
+        <w:tc>
+          <w:tcPr>
+            <w:tcW w:type="dxa" w:w="1200"/>
+          </w:tcPr>
+          <w:p>
+            <w:r>
+              <w:rPr>
+                <w:b w:val="false"/>
+                <w:bCs w:val="false"/>
+                <w:sz w:val="18"/>
+                <w:szCs w:val="18"/>
+              </w:rPr>
+              <w:t xml:space="preserve">commercial</w:t>
+            </w:r>
+          </w:p>
+        </w:tc>
+        <w:tc>
+          <w:tcPr>
+            <w:tcW w:type="dxa" w:w="800"/>
+          </w:tcPr>
+          <w:p>
+            <w:r>
+              <w:rPr>
+                <w:b w:val="false"/>
+                <w:bCs w:val="false"/>
+                <w:sz w:val="18"/>
+                <w:szCs w:val="18"/>
+              </w:rPr>
+              <w:t xml:space="preserve">yes</w:t>
+            </w:r>
+          </w:p>
+        </w:tc>
+      </w:tr>
+      <w:tr>
+        <w:tc>
+          <w:tcPr>
+            <w:tcW w:type="dxa" w:w="1100"/>
+          </w:tcPr>
+          <w:p>
+            <w:r>
+              <w:rPr>
+                <w:b w:val="false"/>
+                <w:bCs w:val="false"/>
+                <w:sz w:val="18"/>
+                <w:szCs w:val="18"/>
+              </w:rPr>
+              <w:t xml:space="preserve">capacity</w:t>
+            </w:r>
+          </w:p>
+        </w:tc>
+        <w:tc>
+          <w:tcPr>
+            <w:tcW w:type="dxa" w:w="2600"/>
+          </w:tcPr>
+          <w:p>
+            <w:r>
+              <w:rPr>
+                <w:b w:val="false"/>
+                <w:bCs w:val="false"/>
+                <w:sz w:val="18"/>
+                <w:szCs w:val="18"/>
+              </w:rPr>
+              <w:t xml:space="preserve">Raise installed capacity to 59,045 MT by end-FY27</w:t>
+            </w:r>
+          </w:p>
+        </w:tc>
+        <w:tc>
+          <w:tcPr>
+            <w:tcW w:type="dxa" w:w="2400"/>
+          </w:tcPr>
+          <w:p>
+            <w:r>
+              <w:rPr>
+                <w:b w:val="false"/>
+                <w:bCs w:val="false"/>
+                <w:sz w:val="18"/>
+                <w:szCs w:val="18"/>
+              </w:rPr>
+              <w:t xml:space="preserve">from 43,445 MT (Mar 2026); Supa Phase I (14,400 MT) commissioned Sep 2025</w:t>
+            </w:r>
+          </w:p>
+        </w:tc>
+        <w:tc>
+          <w:tcPr>
+            <w:tcW w:type="dxa" w:w="900"/>
+          </w:tcPr>
+          <w:p>
+            <w:r>
+              <w:rPr>
+                <w:b w:val="false"/>
+                <w:bCs w:val="false"/>
+                <w:sz w:val="18"/>
+                <w:szCs w:val="18"/>
+              </w:rPr>
+              <w:t xml:space="preserve">FY27</w:t>
+            </w:r>
+          </w:p>
+        </w:tc>
+        <w:tc>
+          <w:tcPr>
+            <w:tcW w:type="dxa" w:w="1200"/>
+          </w:tcPr>
+          <w:p>
+            <w:r>
+              <w:rPr>
+                <w:b w:val="false"/>
+                <w:bCs w:val="false"/>
+                <w:sz w:val="18"/>
+                <w:szCs w:val="18"/>
+              </w:rPr>
+              <w:t xml:space="preserve">operational</w:t>
+            </w:r>
+          </w:p>
+        </w:tc>
+        <w:tc>
+          <w:tcPr>
+            <w:tcW w:type="dxa" w:w="800"/>
+          </w:tcPr>
+          <w:p>
+            <w:r>
+              <w:rPr>
+                <w:b w:val="false"/>
+                <w:bCs w:val="false"/>
+                <w:sz w:val="18"/>
+                <w:szCs w:val="18"/>
+              </w:rPr>
+              <w:t xml:space="preserve">yes</w:t>
+            </w:r>
+          </w:p>
+        </w:tc>
+      </w:tr>
+      <w:tr>
+        <w:tc>
+          <w:tcPr>
+            <w:tcW w:type="dxa" w:w="1100"/>
+          </w:tcPr>
+          <w:p>
+            <w:r>
+              <w:rPr>
+                <w:b w:val="false"/>
+                <w:bCs w:val="false"/>
+                <w:sz w:val="18"/>
+                <w:szCs w:val="18"/>
+              </w:rPr>
+              <w:t xml:space="preserve">growth</w:t>
+            </w:r>
+          </w:p>
+        </w:tc>
+        <w:tc>
+          <w:tcPr>
+            <w:tcW w:type="dxa" w:w="2600"/>
+          </w:tcPr>
+          <w:p>
+            <w:r>
+              <w:rPr>
+                <w:b w:val="false"/>
+                <w:bCs w:val="false"/>
+                <w:sz w:val="18"/>
+                <w:szCs w:val="18"/>
+              </w:rPr>
+              <w:t xml:space="preserve">Export expansion on wallet-share gains + new OEM clients</w:t>
+            </w:r>
+          </w:p>
+        </w:tc>
+        <w:tc>
+          <w:tcPr>
+            <w:tcW w:type="dxa" w:w="2400"/>
+          </w:tcPr>
+          <w:p>
+            <w:r>
+              <w:rPr>
+                <w:b w:val="false"/>
+                <w:bCs w:val="false"/>
+                <w:sz w:val="18"/>
+                <w:szCs w:val="18"/>
+              </w:rPr>
+              <w:t xml:space="preserve">Q1 FY27 export revenue +76% YoY; Q4 FY26 +92% YoY</w:t>
+            </w:r>
+          </w:p>
+        </w:tc>
+        <w:tc>
+          <w:tcPr>
+            <w:tcW w:type="dxa" w:w="900"/>
+          </w:tcPr>
+          <w:p>
+            <w:r>
+              <w:rPr>
+                <w:b w:val="false"/>
+                <w:bCs w:val="false"/>
+                <w:sz w:val="18"/>
+                <w:szCs w:val="18"/>
+              </w:rPr>
+              <w:t xml:space="preserve">FY27</w:t>
+            </w:r>
+          </w:p>
+        </w:tc>
+        <w:tc>
+          <w:tcPr>
+            <w:tcW w:type="dxa" w:w="1200"/>
+          </w:tcPr>
+          <w:p>
+            <w:r>
+              <w:rPr>
+                <w:b w:val="false"/>
+                <w:bCs w:val="false"/>
+                <w:sz w:val="18"/>
+                <w:szCs w:val="18"/>
+              </w:rPr>
+              <w:t xml:space="preserve">commercial</w:t>
+            </w:r>
+          </w:p>
+        </w:tc>
+        <w:tc>
+          <w:tcPr>
+            <w:tcW w:type="dxa" w:w="800"/>
+          </w:tcPr>
+          <w:p>
+            <w:r>
+              <w:rPr>
+                <w:b w:val="false"/>
+                <w:bCs w:val="false"/>
+                <w:sz w:val="18"/>
+                <w:szCs w:val="18"/>
+              </w:rPr>
+              <w:t xml:space="preserve"/>
+            </w:r>
+          </w:p>
+        </w:tc>
+      </w:tr>
+    </w:tbl>
+    <w:p>
+      <w:pPr>
+        <w:spacing w:after="60" w:before="120"/>
+      </w:pPr>
+      <w:r>
+        <w:rPr>
+          <w:b/>
+          <w:bCs/>
+          <w:sz w:val="20"/>
+          <w:szCs w:val="20"/>
+        </w:rPr>
+        <w:t xml:space="preserve">Earnings chain: </w:t>
+      </w:r>
+      <w:r>
+        <w:rPr>
+          <w:b w:val="false"/>
+          <w:bCs w:val="false"/>
+          <w:sz w:val="20"/>
+          <w:szCs w:val="20"/>
+        </w:rPr>
+        <w:t xml:space="preserve">T&amp;D/HVDC + EV traction + railway demand</w:t>
+      </w:r>
+      <w:r>
+        <w:rPr>
+          <w:color w:val="666666"/>
+          <w:sz w:val="20"/>
+          <w:szCs w:val="20"/>
+        </w:rPr>
+        <w:t xml:space="preserve"> → </w:t>
+      </w:r>
+      <w:r>
+        <w:rPr>
+          <w:b w:val="false"/>
+          <w:bCs w:val="false"/>
+          <w:sz w:val="20"/>
+          <w:szCs w:val="20"/>
+        </w:rPr>
+        <w:t xml:space="preserve">specialised + CTC winding-wire mix up</w:t>
+      </w:r>
+      <w:r>
+        <w:rPr>
+          <w:color w:val="666666"/>
+          <w:sz w:val="20"/>
+          <w:szCs w:val="20"/>
+        </w:rPr>
+        <w:t xml:space="preserve"> → </w:t>
+      </w:r>
+      <w:r>
+        <w:rPr>
+          <w:b w:val="false"/>
+          <w:bCs w:val="false"/>
+          <w:sz w:val="20"/>
+          <w:szCs w:val="20"/>
+        </w:rPr>
+        <w:t xml:space="preserve">EBITDA/ton expansion</w:t>
+      </w:r>
+      <w:r>
+        <w:rPr>
+          <w:color w:val="666666"/>
+          <w:sz w:val="20"/>
+          <w:szCs w:val="20"/>
+        </w:rPr>
+        <w:t xml:space="preserve"> → </w:t>
+      </w:r>
+      <w:r>
+        <w:rPr>
+          <w:b/>
+          <w:bCs/>
+          <w:color w:val="A32020"/>
+          <w:sz w:val="20"/>
+          <w:szCs w:val="20"/>
+        </w:rPr>
+        <w:t xml:space="preserve">capacity 43k -&gt; 59k MT + higher utilisation</w:t>
+      </w:r>
+      <w:r>
+        <w:rPr>
+          <w:color w:val="666666"/>
+          <w:sz w:val="20"/>
+          <w:szCs w:val="20"/>
+        </w:rPr>
+        <w:t xml:space="preserve"> → </w:t>
+      </w:r>
+      <w:r>
+        <w:rPr>
+          <w:b w:val="false"/>
+          <w:bCs w:val="false"/>
+          <w:sz w:val="20"/>
+          <w:szCs w:val="20"/>
+        </w:rPr>
+        <w:t xml:space="preserve">revenue + volume growth</w:t>
+      </w:r>
+      <w:r>
+        <w:rPr>
+          <w:color w:val="666666"/>
+          <w:sz w:val="20"/>
+          <w:szCs w:val="20"/>
+        </w:rPr>
+        <w:t xml:space="preserve"> → </w:t>
+      </w:r>
+      <w:r>
+        <w:rPr>
+          <w:b w:val="false"/>
+          <w:bCs w:val="false"/>
+          <w:sz w:val="20"/>
+          <w:szCs w:val="20"/>
+        </w:rPr>
+        <w:t xml:space="preserve">PAT growth on a thin but rising margin</w:t>
+      </w:r>
+    </w:p>
+    <w:p>
+      <w:pPr>
+        <w:spacing w:after="120"/>
+      </w:pPr>
+      <w:r>
+        <w:rPr>
+          <w:color w:val="666666"/>
+          <w:sz w:val="18"/>
+          <w:szCs w:val="18"/>
+        </w:rPr>
+        <w:t xml:space="preserve">Bottleneck link: capacity 43k -&gt; 59k MT + higher utilisation.</w:t>
+      </w:r>
+    </w:p>
+    <w:p>
+      <w:pPr>
+        <w:spacing w:after="120"/>
+      </w:pPr>
+      <w:r>
+        <w:rPr>
+          <w:color w:val="666666"/>
+          <w:sz w:val="18"/>
+          <w:szCs w:val="18"/>
+        </w:rPr>
+        <w:t xml:space="preserve">Operating leverage: yes - Q1 FY27 EBITDA +85% on volume +31%, EBITDA/ton rising as the specialised/CTC mix climbs</w:t>
+      </w:r>
+    </w:p>
+    <w:p>
+      <w:pPr>
+        <w:spacing w:after="120"/>
+      </w:pPr>
+      <w:r>
+        <w:rPr>
+          <w:color w:val="666666"/>
+          <w:sz w:val="18"/>
+          <w:szCs w:val="18"/>
+        </w:rPr>
+        <w:t xml:space="preserve">Evidenced: T&amp;D/HVDC + EV traction + railway demand; specialised + CTC winding-wire mix up; EBITDA/ton expansion; revenue + volume growth. Still assumed: capacity 43k -&gt; 59k MT + higher utilisation; PAT growth on a thin but rising margin.</w:t>
+      </w:r>
+    </w:p>
+    <w:p>
+      <w:pPr>
+        <w:spacing w:after="120"/>
+      </w:pPr>
+      <w:r>
+        <w:rPr>
+          <w:b/>
+          <w:bCs/>
+          <w:sz w:val="20"/>
+          <w:szCs w:val="20"/>
+        </w:rPr>
+        <w:t xml:space="preserve">Market expectation vs. our path:</w:t>
+      </w:r>
+    </w:p>
+    <w:tbl>
+      <w:tblPr>
+        <w:tblW w:type="dxa" w:w="9000"/>
+        <w:tblBorders>
+          <w:top w:val="single" w:color="auto" w:sz="4"/>
+          <w:left w:val="single" w:color="auto" w:sz="4"/>
+          <w:bottom w:val="single" w:color="auto" w:sz="4"/>
+          <w:right w:val="single" w:color="auto" w:sz="4"/>
+          <w:insideH w:val="single" w:color="auto" w:sz="4"/>
+          <w:insideV w:val="single" w:color="auto" w:sz="4"/>
+        </w:tblBorders>
+      </w:tblPr>
+      <w:tblGrid>
+        <w:gridCol w:w="3200"/>
+        <w:gridCol w:w="5800"/>
+      </w:tblGrid>
+      <w:tr>
+        <w:tc>
+          <w:tcPr>
+            <w:tcW w:type="dxa" w:w="3200"/>
+            <w:shd w:fill="F2F2F2" w:val="clear"/>
+          </w:tcPr>
+          <w:p>
+            <w:r>
+              <w:rPr>
+                <w:b/>
+                <w:bCs/>
+              </w:rPr>
+              <w:t xml:space="preserve">As of</w:t>
+            </w:r>
+          </w:p>
+        </w:tc>
+        <w:tc>
+          <w:tcPr>
+            <w:tcW w:type="dxa" w:w="5800"/>
+          </w:tcPr>
+          <w:p>
+            <w:r>
+              <w:t xml:space="preserve">2026-09-08</w:t>
+            </w:r>
+          </w:p>
+        </w:tc>
+      </w:tr>
+      <w:tr>
+        <w:tc>
+          <w:tcPr>
+            <w:tcW w:type="dxa" w:w="3200"/>
+            <w:shd w:fill="F2F2F2" w:val="clear"/>
+          </w:tcPr>
+          <w:p>
+            <w:r>
+              <w:rPr>
+                <w:b/>
+                <w:bCs/>
+              </w:rPr>
+              <w:t xml:space="preserve">Price / multiple</w:t>
+            </w:r>
+          </w:p>
+        </w:tc>
+        <w:tc>
+          <w:tcPr>
+            <w:tcW w:type="dxa" w:w="5800"/>
+          </w:tcPr>
+          <w:p>
+            <w:r>
+              <w:t xml:space="preserve">Rs 1088 · 56.8x P/E</w:t>
+            </w:r>
+          </w:p>
+        </w:tc>
+      </w:tr>
+      <w:tr>
+        <w:tc>
+          <w:tcPr>
+            <w:tcW w:type="dxa" w:w="3200"/>
+            <w:shd w:fill="F2F2F2" w:val="clear"/>
+          </w:tcPr>
+          <w:p>
+            <w:r>
+              <w:rPr>
+                <w:b/>
+                <w:bCs/>
+              </w:rPr>
+              <w:t xml:space="preserve">Right valuation lens</w:t>
+            </w:r>
+          </w:p>
+        </w:tc>
+        <w:tc>
+          <w:tcPr>
+            <w:tcW w:type="dxa" w:w="5800"/>
+          </w:tcPr>
+          <w:p>
+            <w:r>
+              <w:t xml:space="preserve">P/E</w:t>
+            </w:r>
+          </w:p>
+        </w:tc>
+      </w:tr>
+      <w:tr>
+        <w:tc>
+          <w:tcPr>
+            <w:tcW w:type="dxa" w:w="3200"/>
+            <w:shd w:fill="F2F2F2" w:val="clear"/>
+          </w:tcPr>
+          <w:p>
+            <w:r>
+              <w:rPr>
+                <w:b/>
+                <w:bCs/>
+              </w:rPr>
+              <w:t xml:space="preserve">Price implies</w:t>
+            </w:r>
+          </w:p>
+        </w:tc>
+        <w:tc>
+          <w:tcPr>
+            <w:tcW w:type="dxa" w:w="5800"/>
+          </w:tcPr>
+          <w:p>
+            <w:r>
+              <w:t xml:space="preserve">at a ~25-30x exit for a high-growth specialised-industrials franchise, ~57x trailing needs a ~35-45% EPS CAGR FY26-28 - capacity ramp + specialised mix + exports must keep compounding near the Q1 FY27 pace</w:t>
+            </w:r>
+          </w:p>
+        </w:tc>
+      </w:tr>
+      <w:tr>
+        <w:tc>
+          <w:tcPr>
+            <w:tcW w:type="dxa" w:w="3200"/>
+            <w:shd w:fill="F2F2F2" w:val="clear"/>
+          </w:tcPr>
+          <w:p>
+            <w:r>
+              <w:rPr>
+                <w:b/>
+                <w:bCs/>
+              </w:rPr>
+              <w:t xml:space="preserve">Our FY27</w:t>
+            </w:r>
+          </w:p>
+        </w:tc>
+        <w:tc>
+          <w:tcPr>
+            <w:tcW w:type="dxa" w:w="5800"/>
+          </w:tcPr>
+          <w:p>
+            <w:r>
+              <w:t xml:space="preserve">revenue Rs 4,500-5,000 Cr (+45-60%), EBITDA/ton Rs 80-90k, PAT Rs 170-210 Cr (+55-90%)</w:t>
+            </w:r>
+          </w:p>
+        </w:tc>
+      </w:tr>
+      <w:tr>
+        <w:tc>
+          <w:tcPr>
+            <w:tcW w:type="dxa" w:w="3200"/>
+            <w:shd w:fill="F2F2F2" w:val="clear"/>
+          </w:tcPr>
+          <w:p>
+            <w:r>
+              <w:rPr>
+                <w:b/>
+                <w:bCs/>
+              </w:rPr>
+              <w:t xml:space="preserve">Our FY28</w:t>
+            </w:r>
+          </w:p>
+        </w:tc>
+        <w:tc>
+          <w:tcPr>
+            <w:tcW w:type="dxa" w:w="5800"/>
+          </w:tcPr>
+          <w:p>
+            <w:r>
+              <w:t xml:space="preserve">with 59k MT capacity and a fuller specialised mix, PAT Rs 260-340 Cr - a ~2.5-3x on FY26 over two years; strong, but a 10x from today's ~Rs 7,500 Cr mcap also needs the multiple to hold near ~50x</w:t>
+            </w:r>
+          </w:p>
+        </w:tc>
+      </w:tr>
+      <w:tr>
+        <w:tc>
+          <w:tcPr>
+            <w:tcW w:type="dxa" w:w="3200"/>
+            <w:shd w:fill="F2F2F2" w:val="clear"/>
+          </w:tcPr>
+          <w:p>
+            <w:r>
+              <w:rPr>
+                <w:b/>
+                <w:bCs/>
+              </w:rPr>
+              <w:t xml:space="preserve">Gap direction</w:t>
+            </w:r>
+          </w:p>
+        </w:tc>
+        <w:tc>
+          <w:tcPr>
+            <w:tcW w:type="dxa" w:w="5800"/>
+          </w:tcPr>
+          <w:p>
+            <w:r>
+              <w:t xml:space="preserve">partially-priced</w:t>
+            </w:r>
+          </w:p>
+        </w:tc>
+      </w:tr>
+      <w:tr>
+        <w:tc>
+          <w:tcPr>
+            <w:tcW w:type="dxa" w:w="3200"/>
+            <w:shd w:fill="F2F2F2" w:val="clear"/>
+          </w:tcPr>
+          <w:p>
+            <w:r>
+              <w:rPr>
+                <w:b/>
+                <w:bCs/>
+              </w:rPr>
+              <w:t xml:space="preserve">Gap type</w:t>
+            </w:r>
+          </w:p>
+        </w:tc>
+        <w:tc>
+          <w:tcPr>
+            <w:tcW w:type="dxa" w:w="5800"/>
+          </w:tcPr>
+          <w:p>
+            <w:r>
+              <w:t xml:space="preserve">capacity</w:t>
+            </w:r>
+          </w:p>
+        </w:tc>
+      </w:tr>
+      <w:tr>
+        <w:tc>
+          <w:tcPr>
+            <w:tcW w:type="dxa" w:w="3200"/>
+            <w:shd w:fill="F2F2F2" w:val="clear"/>
+          </w:tcPr>
+          <w:p>
+            <w:r>
+              <w:rPr>
+                <w:b/>
+                <w:bCs/>
+              </w:rPr>
+              <w:t xml:space="preserve">Gap magnitude</w:t>
+            </w:r>
+          </w:p>
+        </w:tc>
+        <w:tc>
+          <w:tcPr>
+            <w:tcW w:type="dxa" w:w="5800"/>
+          </w:tcPr>
+          <w:p>
+            <w:r>
+              <w:t xml:space="preserve">not estimable</w:t>
+            </w:r>
+          </w:p>
+        </w:tc>
+      </w:tr>
+      <w:tr>
+        <w:tc>
+          <w:tcPr>
+            <w:tcW w:type="dxa" w:w="3200"/>
+            <w:shd w:fill="F2F2F2" w:val="clear"/>
+          </w:tcPr>
+          <w:p>
+            <w:r>
+              <w:rPr>
+                <w:b/>
+                <w:bCs/>
+              </w:rPr>
+              <w:t xml:space="preserve">Gap basis</w:t>
+            </w:r>
+          </w:p>
+        </w:tc>
+        <w:tc>
+          <w:tcPr>
+            <w:tcW w:type="dxa" w:w="5800"/>
+          </w:tcPr>
+          <w:p>
+            <w:r>
+              <w:t xml:space="preserve">the market pays ~57x for the capacity-doubling + Hitachi + mix story; our growth path roughly supports the multiple but leaves little margin of safety at &lt;1 year of public history and a thin-margin base</w:t>
+            </w:r>
+          </w:p>
+        </w:tc>
+      </w:tr>
+      <w:tr>
+        <w:tc>
+          <w:tcPr>
+            <w:tcW w:type="dxa" w:w="3200"/>
+            <w:shd w:fill="F2F2F2" w:val="clear"/>
+          </w:tcPr>
+          <w:p>
+            <w:r>
+              <w:rPr>
+                <w:b/>
+                <w:bCs/>
+              </w:rPr>
+              <w:t xml:space="preserve">Evidence quality</w:t>
+            </w:r>
+          </w:p>
+        </w:tc>
+        <w:tc>
+          <w:tcPr>
+            <w:tcW w:type="dxa" w:w="5800"/>
+          </w:tcPr>
+          <w:p>
+            <w:r>
+              <w:t xml:space="preserve">strong</w:t>
+            </w:r>
+          </w:p>
+        </w:tc>
+      </w:tr>
+    </w:tbl>
+    <w:p>
+      <w:pPr>
+        <w:spacing w:after="120"/>
+      </w:pPr>
+      <w:r>
+        <w:rPr>
+          <w:i/>
+          <w:iCs/>
+          <w:color w:val="666666"/>
+          <w:sz w:val="16"/>
+          <w:szCs w:val="16"/>
+        </w:rPr>
+        <w:t xml:space="preserve">no broker consensus; implied path is a reverse-P/E estimate + screener.in forward figures + VP thread view</w:t>
+      </w:r>
+    </w:p>
+    <w:p>
+      <w:pPr>
+        <w:spacing w:after="120" w:before="120"/>
+      </w:pPr>
+      <w:r>
+        <w:rPr>
+          <w:b/>
+          <w:bCs/>
+          <w:sz w:val="20"/>
+          <w:szCs w:val="20"/>
+        </w:rPr>
+        <w:t xml:space="preserve">Catalyst: </w:t>
+      </w:r>
+      <w:r>
+        <w:rPr>
+          <w:sz w:val="20"/>
+          <w:szCs w:val="20"/>
+        </w:rPr>
+        <w:t xml:space="preserve">Q2/Q3 FY27 prints sustaining EBITDA/ton near Rs 90k + Supa Phase II commissioning + first Hitachi framework offtake</w:t>
+      </w:r>
+      <w:r>
+        <w:rPr>
+          <w:color w:val="666666"/>
+          <w:sz w:val="18"/>
+          <w:szCs w:val="18"/>
+        </w:rPr>
+        <w:t xml:space="preserve"> (window ~9M from 2026-09-08; dated; evidence med; pending)</w:t>
       </w:r>
     </w:p>
     <w:p>
@@ -341,15 +1832,727 @@
         <w:spacing w:after="120" w:before="280"/>
       </w:pPr>
       <w:r>
-        <w:t xml:space="preserve">BSE Corporate Actions / Other Red Flags</w:t>
-      </w:r>
-    </w:p>
-    <w:p>
-      <w:pPr>
-        <w:spacing w:after="120"/>
-      </w:pPr>
-      <w:r>
-        <w:t xml:space="preserve">Not checked this pass.</w:t>
+        <w:t xml:space="preserve">Ishmohit-Lens Checks (value chain · earnings quality · growth trajectory · management · quality metrics · track record · global-signal check)</w:t>
+      </w:r>
+    </w:p>
+    <w:p>
+      <w:pPr>
+        <w:spacing w:after="120"/>
+      </w:pPr>
+      <w:r>
+        <w:rPr>
+          <w:i/>
+          <w:iCs/>
+          <w:color w:val="666666"/>
+          <w:sz w:val="18"/>
+          <w:szCs w:val="18"/>
+        </w:rPr>
+        <w:t xml:space="preserve">Extra checks drawn from @ishmohit1 / SOIC methodology (playbook/ishmohit-soic-style.md): where the company sits in its value chain and what the supply side is doing, whether a margin/PAT inflection is structural or a cyclical peak, the rate-of-change of growth vs. what the multiple demands, and management quality as a positive attribute.</w:t>
+      </w:r>
+    </w:p>
+    <w:p>
+      <w:pPr>
+        <w:spacing w:after="120"/>
+      </w:pPr>
+      <w:r>
+        <w:rPr>
+          <w:b/>
+          <w:bCs/>
+          <w:sz w:val="20"/>
+          <w:szCs w:val="20"/>
+        </w:rPr>
+        <w:t xml:space="preserve">Value chain &amp; supply side:</w:t>
+      </w:r>
+    </w:p>
+    <w:tbl>
+      <w:tblPr>
+        <w:tblW w:type="dxa" w:w="9000"/>
+        <w:tblBorders>
+          <w:top w:val="single" w:color="auto" w:sz="4"/>
+          <w:left w:val="single" w:color="auto" w:sz="4"/>
+          <w:bottom w:val="single" w:color="auto" w:sz="4"/>
+          <w:right w:val="single" w:color="auto" w:sz="4"/>
+          <w:insideH w:val="single" w:color="auto" w:sz="4"/>
+          <w:insideV w:val="single" w:color="auto" w:sz="4"/>
+        </w:tblBorders>
+      </w:tblPr>
+      <w:tblGrid>
+        <w:gridCol w:w="3200"/>
+        <w:gridCol w:w="5800"/>
+      </w:tblGrid>
+      <w:tr>
+        <w:tc>
+          <w:tcPr>
+            <w:tcW w:type="dxa" w:w="3200"/>
+            <w:shd w:fill="F2F2F2" w:val="clear"/>
+          </w:tcPr>
+          <w:p>
+            <w:r>
+              <w:rPr>
+                <w:b/>
+                <w:bCs/>
+              </w:rPr>
+              <w:t xml:space="preserve">Theme</w:t>
+            </w:r>
+          </w:p>
+        </w:tc>
+        <w:tc>
+          <w:tcPr>
+            <w:tcW w:type="dxa" w:w="5800"/>
+          </w:tcPr>
+          <w:p>
+            <w:r>
+              <w:t xml:space="preserve">T&amp;D / HVDC grid capex + electrification (EV traction, railways)</w:t>
+            </w:r>
+          </w:p>
+        </w:tc>
+      </w:tr>
+      <w:tr>
+        <w:tc>
+          <w:tcPr>
+            <w:tcW w:type="dxa" w:w="3200"/>
+            <w:shd w:fill="F2F2F2" w:val="clear"/>
+          </w:tcPr>
+          <w:p>
+            <w:r>
+              <w:rPr>
+                <w:b/>
+                <w:bCs/>
+              </w:rPr>
+              <w:t xml:space="preserve">This company's position</w:t>
+            </w:r>
+          </w:p>
+        </w:tc>
+        <w:tc>
+          <w:tcPr>
+            <w:tcW w:type="dxa" w:w="5800"/>
+          </w:tcPr>
+          <w:p>
+            <w:r>
+              <w:t xml:space="preserve">India's #3 magnet-winding-wire maker and #1 exporter; specialised/CTC conductor supplier to transformer and motor OEMs</w:t>
+            </w:r>
+          </w:p>
+        </w:tc>
+      </w:tr>
+      <w:tr>
+        <w:tc>
+          <w:tcPr>
+            <w:tcW w:type="dxa" w:w="3200"/>
+            <w:shd w:fill="F2F2F2" w:val="clear"/>
+          </w:tcPr>
+          <w:p>
+            <w:r>
+              <w:rPr>
+                <w:b/>
+                <w:bCs/>
+              </w:rPr>
+              <w:t xml:space="preserve">Bottleneck node (pricing power)</w:t>
+            </w:r>
+          </w:p>
+        </w:tc>
+        <w:tc>
+          <w:tcPr>
+            <w:tcW w:type="dxa" w:w="5800"/>
+          </w:tcPr>
+          <w:p>
+            <w:r>
+              <w:t xml:space="preserve">specialised CTC (continuously transposed conductor) capability + OEM qualification + export approvals</w:t>
+            </w:r>
+          </w:p>
+        </w:tc>
+      </w:tr>
+      <w:tr>
+        <w:tc>
+          <w:tcPr>
+            <w:tcW w:type="dxa" w:w="3200"/>
+            <w:shd w:fill="F2F2F2" w:val="clear"/>
+          </w:tcPr>
+          <w:p>
+            <w:r>
+              <w:rPr>
+                <w:b/>
+                <w:bCs/>
+              </w:rPr>
+              <w:t xml:space="preserve">Supply-side status</w:t>
+            </w:r>
+          </w:p>
+        </w:tc>
+        <w:tc>
+          <w:tcPr>
+            <w:tcW w:type="dxa" w:w="5800"/>
+          </w:tcPr>
+          <w:p>
+            <w:r>
+              <w:t xml:space="preserve">adding</w:t>
+            </w:r>
+          </w:p>
+        </w:tc>
+      </w:tr>
+      <w:tr>
+        <w:tc>
+          <w:tcPr>
+            <w:tcW w:type="dxa" w:w="3200"/>
+            <w:shd w:fill="F2F2F2" w:val="clear"/>
+          </w:tcPr>
+          <w:p>
+            <w:r>
+              <w:rPr>
+                <w:b/>
+                <w:bCs/>
+              </w:rPr>
+              <w:t xml:space="preserve">Adjacent-node peers</w:t>
+            </w:r>
+          </w:p>
+        </w:tc>
+        <w:tc>
+          <w:tcPr>
+            <w:tcW w:type="dxa" w:w="5800"/>
+          </w:tcPr>
+          <w:p>
+            <w:r>
+              <w:t xml:space="preserve">Precision Wires India, Ram Ratna Wires, RR Kabel (broader cables), Apar Industries (conductors, T&amp;D-adjacent)</w:t>
+            </w:r>
+          </w:p>
+        </w:tc>
+      </w:tr>
+    </w:tbl>
+    <w:p>
+      <w:pPr>
+        <w:spacing w:after="120"/>
+      </w:pPr>
+      <w:r>
+        <w:rPr>
+          <w:color w:val="666666"/>
+          <w:sz w:val="18"/>
+          <w:szCs w:val="18"/>
+        </w:rPr>
+        <w:t xml:space="preserve">Magnet-wire supply is being added across the industry into a strong T&amp;D/HVDC demand cycle; KSH's edge is specialised CTC capability + export wallet share (Hitachi Energy 5-yr framework), not a structural cost moat - margins remain thin (~6% EBITDA) as a copper-spread converter, so late-cycle over-supply is a real risk if the T&amp;D capex wave cools.</w:t>
+      </w:r>
+    </w:p>
+    <w:p>
+      <w:pPr>
+        <w:spacing w:after="60" w:before="120"/>
+      </w:pPr>
+      <w:r>
+        <w:rPr>
+          <w:b/>
+          <w:bCs/>
+          <w:sz w:val="20"/>
+          <w:szCs w:val="20"/>
+        </w:rPr>
+        <w:t xml:space="preserve">Earnings quality: </w:t>
+      </w:r>
+      <w:r>
+        <w:rPr>
+          <w:sz w:val="20"/>
+          <w:szCs w:val="20"/>
+        </w:rPr>
+        <w:t xml:space="preserve">margin driver mixed</w:t>
+      </w:r>
+      <w:r>
+        <w:rPr>
+          <w:b/>
+          <w:bCs/>
+          <w:color w:val="A32020"/>
+          <w:sz w:val="20"/>
+          <w:szCs w:val="20"/>
+        </w:rPr>
+        <w:t xml:space="preserve">  — PEAK-MARGIN RISK: do not capitalise current margins</w:t>
+      </w:r>
+    </w:p>
+    <w:p>
+      <w:pPr>
+        <w:spacing w:after="120"/>
+      </w:pPr>
+      <w:r>
+        <w:rPr>
+          <w:color w:val="666666"/>
+          <w:sz w:val="18"/>
+          <w:szCs w:val="18"/>
+        </w:rPr>
+        <w:t xml:space="preserve">Drivers: specialised + CTC winding-wire mix (~75% of revenue, +113% YoY); export wallet-share gains (+76% YoY); operating leverage on rising volume + new capacity.</w:t>
+      </w:r>
+    </w:p>
+    <w:p>
+      <w:pPr>
+        <w:spacing w:after="120"/>
+      </w:pPr>
+      <w:r>
+        <w:rPr>
+          <w:color w:val="666666"/>
+          <w:sz w:val="18"/>
+          <w:szCs w:val="18"/>
+        </w:rPr>
+        <w:t xml:space="preserve">Q1 FY27 EBITDA/ton Rs 93,000 is ~25% above the trailing-12-month ~Rs 74,000 (and ~1.8x FY25's Rs 52,536); the structural mix shift to specialised/CTC/export is real and rising, but the exact Q1 level is flattered by favourable copper spreads and export timing and may not hold every quarter.</w:t>
+      </w:r>
+    </w:p>
+    <w:p>
+      <w:pPr>
+        <w:spacing w:after="60" w:before="120"/>
+      </w:pPr>
+      <w:r>
+        <w:rPr>
+          <w:b/>
+          <w:bCs/>
+          <w:sz w:val="20"/>
+          <w:szCs w:val="20"/>
+        </w:rPr>
+        <w:t xml:space="preserve">Growth trajectory: </w:t>
+      </w:r>
+      <w:r>
+        <w:rPr>
+          <w:b w:val="false"/>
+          <w:bCs w:val="false"/>
+          <w:sz w:val="20"/>
+          <w:szCs w:val="20"/>
+        </w:rPr>
+        <w:t xml:space="preserve">YoY growth rate is accelerating</w:t>
+      </w:r>
+    </w:p>
+    <w:p>
+      <w:pPr>
+        <w:spacing w:after="120"/>
+      </w:pPr>
+      <w:r>
+        <w:rPr>
+          <w:color w:val="666666"/>
+          <w:sz w:val="18"/>
+          <w:szCs w:val="18"/>
+        </w:rPr>
+        <w:t xml:space="preserve">Revenue YoY: FY26 +61%, Q4 FY26 +101%, Q1 FY27 ~+100%. PAT YoY: FY26 +62%, Q1 FY27 +86%. Volume 6,100 -&gt; 7,600 -&gt; 7,999 MT. Specialised wire revenue +113% YoY in Q1 FY27. A clear acceleration led by specialised mix + exports + new capacity.</w:t>
+      </w:r>
+    </w:p>
+    <w:p>
+      <w:pPr>
+        <w:spacing w:after="120"/>
+      </w:pPr>
+      <w:r>
+        <w:rPr>
+          <w:color w:val="666666"/>
+          <w:sz w:val="18"/>
+          <w:szCs w:val="18"/>
+        </w:rPr>
+        <w:t xml:space="preserve">Reverse P/E: ~57x trailing needs a sustained 35-45% EPS CAGR; the recent trend supports it near-term, but the multiple leaves no room for an EBITDA/ton normalisation or a copper-cycle downturn.</w:t>
+      </w:r>
+    </w:p>
+    <w:p>
+      <w:pPr>
+        <w:spacing w:after="120"/>
+      </w:pPr>
+      <w:r>
+        <w:rPr>
+          <w:b/>
+          <w:bCs/>
+          <w:sz w:val="20"/>
+          <w:szCs w:val="20"/>
+        </w:rPr>
+        <w:t xml:space="preserve">Management quality (TVGP's "P"):</w:t>
+      </w:r>
+    </w:p>
+    <w:tbl>
+      <w:tblPr>
+        <w:tblW w:type="dxa" w:w="9000"/>
+        <w:tblBorders>
+          <w:top w:val="single" w:color="auto" w:sz="4"/>
+          <w:left w:val="single" w:color="auto" w:sz="4"/>
+          <w:bottom w:val="single" w:color="auto" w:sz="4"/>
+          <w:right w:val="single" w:color="auto" w:sz="4"/>
+          <w:insideH w:val="single" w:color="auto" w:sz="4"/>
+          <w:insideV w:val="single" w:color="auto" w:sz="4"/>
+        </w:tblBorders>
+      </w:tblPr>
+      <w:tblGrid>
+        <w:gridCol w:w="3200"/>
+        <w:gridCol w:w="5800"/>
+      </w:tblGrid>
+      <w:tr>
+        <w:tc>
+          <w:tcPr>
+            <w:tcW w:type="dxa" w:w="3200"/>
+            <w:shd w:fill="F2F2F2" w:val="clear"/>
+          </w:tcPr>
+          <w:p>
+            <w:r>
+              <w:rPr>
+                <w:b/>
+                <w:bCs/>
+              </w:rPr>
+              <w:t xml:space="preserve">Assessment</w:t>
+            </w:r>
+          </w:p>
+        </w:tc>
+        <w:tc>
+          <w:tcPr>
+            <w:tcW w:type="dxa" w:w="5800"/>
+          </w:tcPr>
+          <w:p>
+            <w:r>
+              <w:t xml:space="preserve">positive</w:t>
+            </w:r>
+          </w:p>
+        </w:tc>
+      </w:tr>
+      <w:tr>
+        <w:tc>
+          <w:tcPr>
+            <w:tcW w:type="dxa" w:w="3200"/>
+            <w:shd w:fill="F2F2F2" w:val="clear"/>
+          </w:tcPr>
+          <w:p>
+            <w:r>
+              <w:rPr>
+                <w:b/>
+                <w:bCs/>
+              </w:rPr>
+              <w:t xml:space="preserve">Capital allocation</w:t>
+            </w:r>
+          </w:p>
+        </w:tc>
+        <w:tc>
+          <w:tcPr>
+            <w:tcW w:type="dxa" w:w="5800"/>
+          </w:tcPr>
+          <w:p>
+            <w:r>
+              <w:t xml:space="preserve">Debt-free; IPO (Dec 2025) proceeds + internal accrual fund the Supa capacity build (43k -&gt; 59k MT). Reinvesting at ~21% ROCE. No unrelated diversification. Promoter affiliate KSH Distriparks applied Sep 2026 for Promoter Group -&gt; Public reclassification (a logistics entity, not the operating promoters exiting). (disciplined)</w:t>
+            </w:r>
+          </w:p>
+        </w:tc>
+      </w:tr>
+      <w:tr>
+        <w:tc>
+          <w:tcPr>
+            <w:tcW w:type="dxa" w:w="3200"/>
+            <w:shd w:fill="F2F2F2" w:val="clear"/>
+          </w:tcPr>
+          <w:p>
+            <w:r>
+              <w:rPr>
+                <w:b/>
+                <w:bCs/>
+              </w:rPr>
+              <w:t xml:space="preserve">Related-party trend</w:t>
+            </w:r>
+          </w:p>
+        </w:tc>
+        <w:tc>
+          <w:tcPr>
+            <w:tcW w:type="dxa" w:w="5800"/>
+          </w:tcPr>
+          <w:p>
+            <w:r>
+              <w:t xml:space="preserve">unclear</w:t>
+            </w:r>
+          </w:p>
+        </w:tc>
+      </w:tr>
+      <w:tr>
+        <w:tc>
+          <w:tcPr>
+            <w:tcW w:type="dxa" w:w="3200"/>
+            <w:shd w:fill="F2F2F2" w:val="clear"/>
+          </w:tcPr>
+          <w:p>
+            <w:r>
+              <w:rPr>
+                <w:b/>
+                <w:bCs/>
+              </w:rPr>
+              <w:t xml:space="preserve">Guidance credibility</w:t>
+            </w:r>
+          </w:p>
+        </w:tc>
+        <w:tc>
+          <w:tcPr>
+            <w:tcW w:type="dxa" w:w="5800"/>
+          </w:tcPr>
+          <w:p>
+            <w:r>
+              <w:t xml:space="preserve">no-track-record</w:t>
+            </w:r>
+          </w:p>
+        </w:tc>
+      </w:tr>
+      <w:tr>
+        <w:tc>
+          <w:tcPr>
+            <w:tcW w:type="dxa" w:w="3200"/>
+            <w:shd w:fill="F2F2F2" w:val="clear"/>
+          </w:tcPr>
+          <w:p>
+            <w:r>
+              <w:rPr>
+                <w:b/>
+                <w:bCs/>
+              </w:rPr>
+              <w:t xml:space="preserve">Shareholder returns</w:t>
+            </w:r>
+          </w:p>
+        </w:tc>
+        <w:tc>
+          <w:tcPr>
+            <w:tcW w:type="dxa" w:w="5800"/>
+          </w:tcPr>
+          <w:p>
+            <w:r>
+              <w:t xml:space="preserve">unclear</w:t>
+            </w:r>
+          </w:p>
+        </w:tc>
+      </w:tr>
+      <w:tr>
+        <w:tc>
+          <w:tcPr>
+            <w:tcW w:type="dxa" w:w="3200"/>
+            <w:shd w:fill="F2F2F2" w:val="clear"/>
+          </w:tcPr>
+          <w:p>
+            <w:r>
+              <w:rPr>
+                <w:b/>
+                <w:bCs/>
+              </w:rPr>
+              <w:t xml:space="preserve">Capability ladder / VAP</w:t>
+            </w:r>
+          </w:p>
+        </w:tc>
+        <w:tc>
+          <w:tcPr>
+            <w:tcW w:type="dxa" w:w="5800"/>
+          </w:tcPr>
+          <w:p>
+            <w:r>
+              <w:t xml:space="preserve">Explicit move up from commodity round/rectangular wire to specialised CTC conductors for HVDC/T&amp;D and EV traction motors</w:t>
+            </w:r>
+          </w:p>
+        </w:tc>
+      </w:tr>
+    </w:tbl>
+    <w:p>
+      <w:pPr>
+        <w:spacing w:after="120"/>
+      </w:pPr>
+      <w:r>
+        <w:rPr>
+          <w:b/>
+          <w:bCs/>
+          <w:sz w:val="20"/>
+          <w:szCs w:val="20"/>
+        </w:rPr>
+        <w:t xml:space="preserve">Quality metrics (ROCE · debt · FCF · margin · capex):</w:t>
+      </w:r>
+    </w:p>
+    <w:tbl>
+      <w:tblPr>
+        <w:tblW w:type="dxa" w:w="9000"/>
+        <w:tblBorders>
+          <w:top w:val="single" w:color="auto" w:sz="4"/>
+          <w:left w:val="single" w:color="auto" w:sz="4"/>
+          <w:bottom w:val="single" w:color="auto" w:sz="4"/>
+          <w:right w:val="single" w:color="auto" w:sz="4"/>
+          <w:insideH w:val="single" w:color="auto" w:sz="4"/>
+          <w:insideV w:val="single" w:color="auto" w:sz="4"/>
+        </w:tblBorders>
+      </w:tblPr>
+      <w:tblGrid>
+        <w:gridCol w:w="3200"/>
+        <w:gridCol w:w="5800"/>
+      </w:tblGrid>
+      <w:tr>
+        <w:tc>
+          <w:tcPr>
+            <w:tcW w:type="dxa" w:w="3200"/>
+            <w:shd w:fill="F2F2F2" w:val="clear"/>
+          </w:tcPr>
+          <w:p>
+            <w:r>
+              <w:rPr>
+                <w:b/>
+                <w:bCs/>
+              </w:rPr>
+              <w:t xml:space="preserve">Assessment</w:t>
+            </w:r>
+          </w:p>
+        </w:tc>
+        <w:tc>
+          <w:tcPr>
+            <w:tcW w:type="dxa" w:w="5800"/>
+          </w:tcPr>
+          <w:p>
+            <w:r>
+              <w:t xml:space="preserve">positive</w:t>
+            </w:r>
+          </w:p>
+        </w:tc>
+      </w:tr>
+      <w:tr>
+        <w:tc>
+          <w:tcPr>
+            <w:tcW w:type="dxa" w:w="3200"/>
+            <w:shd w:fill="F2F2F2" w:val="clear"/>
+          </w:tcPr>
+          <w:p>
+            <w:r>
+              <w:rPr>
+                <w:b/>
+                <w:bCs/>
+              </w:rPr>
+              <w:t xml:space="preserve">ROCE</w:t>
+            </w:r>
+          </w:p>
+        </w:tc>
+        <w:tc>
+          <w:tcPr>
+            <w:tcW w:type="dxa" w:w="5800"/>
+          </w:tcPr>
+          <w:p>
+            <w:r>
+              <w:t xml:space="preserve">21.4% (improving)</w:t>
+            </w:r>
+          </w:p>
+        </w:tc>
+      </w:tr>
+      <w:tr>
+        <w:tc>
+          <w:tcPr>
+            <w:tcW w:type="dxa" w:w="3200"/>
+            <w:shd w:fill="F2F2F2" w:val="clear"/>
+          </w:tcPr>
+          <w:p>
+            <w:r>
+              <w:rPr>
+                <w:b/>
+                <w:bCs/>
+              </w:rPr>
+              <w:t xml:space="preserve">Leverage</w:t>
+            </w:r>
+          </w:p>
+        </w:tc>
+        <w:tc>
+          <w:tcPr>
+            <w:tcW w:type="dxa" w:w="5800"/>
+          </w:tcPr>
+          <w:p>
+            <w:r>
+              <w:t xml:space="preserve">Net debt/EBITDA -0.2x</w:t>
+            </w:r>
+          </w:p>
+        </w:tc>
+      </w:tr>
+      <w:tr>
+        <w:tc>
+          <w:tcPr>
+            <w:tcW w:type="dxa" w:w="3200"/>
+            <w:shd w:fill="F2F2F2" w:val="clear"/>
+          </w:tcPr>
+          <w:p>
+            <w:r>
+              <w:rPr>
+                <w:b/>
+                <w:bCs/>
+              </w:rPr>
+              <w:t xml:space="preserve">FCF conversion</w:t>
+            </w:r>
+          </w:p>
+        </w:tc>
+        <w:tc>
+          <w:tcPr>
+            <w:tcW w:type="dxa" w:w="5800"/>
+          </w:tcPr>
+          <w:p>
+            <w:r>
+              <w:t xml:space="preserve">—</w:t>
+            </w:r>
+          </w:p>
+        </w:tc>
+      </w:tr>
+      <w:tr>
+        <w:tc>
+          <w:tcPr>
+            <w:tcW w:type="dxa" w:w="3200"/>
+            <w:shd w:fill="F2F2F2" w:val="clear"/>
+          </w:tcPr>
+          <w:p>
+            <w:r>
+              <w:rPr>
+                <w:b/>
+                <w:bCs/>
+              </w:rPr>
+              <w:t xml:space="preserve">Margin trend</w:t>
+            </w:r>
+          </w:p>
+        </w:tc>
+        <w:tc>
+          <w:tcPr>
+            <w:tcW w:type="dxa" w:w="5800"/>
+          </w:tcPr>
+          <w:p>
+            <w:r>
+              <w:t xml:space="preserve">expanding</w:t>
+            </w:r>
+          </w:p>
+        </w:tc>
+      </w:tr>
+      <w:tr>
+        <w:tc>
+          <w:tcPr>
+            <w:tcW w:type="dxa" w:w="3200"/>
+            <w:shd w:fill="F2F2F2" w:val="clear"/>
+          </w:tcPr>
+          <w:p>
+            <w:r>
+              <w:rPr>
+                <w:b/>
+                <w:bCs/>
+              </w:rPr>
+              <w:t xml:space="preserve">Capex efficiency</w:t>
+            </w:r>
+          </w:p>
+        </w:tc>
+        <w:tc>
+          <w:tcPr>
+            <w:tcW w:type="dxa" w:w="5800"/>
+          </w:tcPr>
+          <w:p>
+            <w:r>
+              <w:t xml:space="preserve">productive</w:t>
+            </w:r>
+          </w:p>
+        </w:tc>
+      </w:tr>
+    </w:tbl>
+    <w:p>
+      <w:pPr>
+        <w:spacing w:after="60" w:before="120"/>
+      </w:pPr>
+      <w:r>
+        <w:rPr>
+          <w:b/>
+          <w:bCs/>
+          <w:sz w:val="20"/>
+          <w:szCs w:val="20"/>
+        </w:rPr>
+        <w:t xml:space="preserve">Track record (Coffee Can persistence check): </w:t>
+      </w:r>
+      <w:r>
+        <w:rPr>
+          <w:sz w:val="20"/>
+          <w:szCs w:val="20"/>
+        </w:rPr>
+        <w:t xml:space="preserve">cleared revenue growth ≥10% AND ROCE ≥15% in 3 of the last 3 years (consistency_score 100)</w:t>
+      </w:r>
+    </w:p>
+    <w:p>
+      <w:pPr>
+        <w:spacing w:after="120"/>
+      </w:pPr>
+      <w:r>
+        <w:rPr>
+          <w:color w:val="666666"/>
+          <w:sz w:val="18"/>
+          <w:szCs w:val="18"/>
+        </w:rPr>
+        <w:t xml:space="preserve">FY24-FY26 verifiable from the RHP/filings: revenue growth was well above 10% each year (5-yr CAGR ~47%) and ROCE ~20-21% each year - all three cleared. Public listing only since Dec 2025, so this is a pre-IPO record not yet tested under sustained public scrutiny.</w:t>
       </w:r>
     </w:p>
     <w:p>
@@ -358,46 +2561,15 @@
         <w:spacing w:after="120" w:before="280"/>
       </w:pPr>
       <w:r>
-        <w:t xml:space="preserve">Bull Case</w:t>
-      </w:r>
-    </w:p>
-    <w:p>
-      <w:pPr>
-        <w:pStyle w:val="ListParagraph"/>
-        <w:numPr>
-          <w:ilvl w:val="0"/>
-          <w:numId w:val="1"/>
-        </w:numPr>
-        <w:spacing w:after="60"/>
-      </w:pPr>
-      <w:r>
-        <w:t xml:space="preserve">Exceptional 5-year revenue (47.5%) and profit (50.3%) CAGRs combined with strong current ROCE/ROE (21.4%/20.1%) and a debt-free balance sheet</w:t>
-      </w:r>
-    </w:p>
-    <w:p>
-      <w:pPr>
-        <w:pStyle w:val="ListParagraph"/>
-        <w:numPr>
-          <w:ilvl w:val="0"/>
-          <w:numId w:val="1"/>
-        </w:numPr>
-        <w:spacing w:after="60"/>
-      </w:pPr>
-      <w:r>
-        <w:t xml:space="preserve">Leadership position in a specialized, moat-adjacent niche (magnet winding wires) with exposure to structurally growing end-markets (EV traction motors, renewables, railways)</w:t>
-      </w:r>
-    </w:p>
-    <w:p>
-      <w:pPr>
-        <w:pStyle w:val="ListParagraph"/>
-        <w:numPr>
-          <w:ilvl w:val="0"/>
-          <w:numId w:val="1"/>
-        </w:numPr>
-        <w:spacing w:after="60"/>
-      </w:pPr>
-      <w:r>
-        <w:t xml:space="preserve">A trusted user has made repeat mentions of the name</w:t>
+        <w:t xml:space="preserve">Technical Read (Weekly / Monthly MACD + Bollinger Bands, or RSI/CCI/Williams %R proxy)</w:t>
+      </w:r>
+    </w:p>
+    <w:p>
+      <w:pPr>
+        <w:spacing w:after="120"/>
+      </w:pPr>
+      <w:r>
+        <w:t xml:space="preserve">Current price (~Rs 1,005) sits just below the 52-week high (Rs 1,060), having risen sharply from the 52-week low (Rs 330) -- a name that has already re-rated significantly since listing.</w:t>
       </w:r>
     </w:p>
     <w:p>
@@ -406,46 +2578,36 @@
         <w:spacing w:after="120" w:before="280"/>
       </w:pPr>
       <w:r>
-        <w:t xml:space="preserve">Bear Case / Key Risks</w:t>
-      </w:r>
-    </w:p>
-    <w:p>
-      <w:pPr>
-        <w:pStyle w:val="ListParagraph"/>
-        <w:numPr>
-          <w:ilvl w:val="0"/>
-          <w:numId w:val="1"/>
-        </w:numPr>
-        <w:spacing w:after="60"/>
-      </w:pPr>
-      <w:r>
-        <w:t xml:space="preserve">Only listed in 2025 -- the impressive growth history predates public-market accountability, and there is limited track record as a listed company to verify execution under public scrutiny</w:t>
-      </w:r>
-    </w:p>
-    <w:p>
-      <w:pPr>
-        <w:pStyle w:val="ListParagraph"/>
-        <w:numPr>
-          <w:ilvl w:val="0"/>
-          <w:numId w:val="1"/>
-        </w:numPr>
-        <w:spacing w:after="60"/>
-      </w:pPr>
-      <w:r>
-        <w:t xml:space="preserve">Valuation (8.36x book, near 52-week high) already appears to price in much of the quality and growth story</w:t>
-      </w:r>
-    </w:p>
-    <w:p>
-      <w:pPr>
-        <w:pStyle w:val="ListParagraph"/>
-        <w:numPr>
-          <w:ilvl w:val="0"/>
-          <w:numId w:val="1"/>
-        </w:numPr>
-        <w:spacing w:after="60"/>
-      </w:pPr>
-      <w:r>
-        <w:t xml:space="preserve">No ValuePickr company thread exists, so there is no independent community diligence to cross-check the trusted mention or probe the sustainability of the growth rate</w:t>
+        <w:t xml:space="preserve">ValuePickr Community Signal</w:t>
+      </w:r>
+    </w:p>
+    <w:p>
+      <w:pPr>
+        <w:spacing w:after="120"/>
+      </w:pPr>
+      <w:r>
+        <w:t xml:space="preserve">No dedicated ValuePickr company thread found for KSH International via forum search -- likely reflecting its recent (2025) listing. It surfaces only within joinjp2003's own portfolio-tracking thread.</w:t>
+      </w:r>
+    </w:p>
+    <w:p>
+      <w:pPr>
+        <w:spacing w:after="120"/>
+      </w:pPr>
+      <w:r>
+        <w:rPr>
+          <w:b/>
+          <w:bCs/>
+          <w:sz w:val="20"/>
+          <w:szCs w:val="20"/>
+        </w:rPr>
+        <w:t xml:space="preserve">High-conviction call from a top contributor: </w:t>
+      </w:r>
+      <w:r>
+        <w:rPr>
+          <w:sz w:val="20"/>
+          <w:szCs w:val="20"/>
+        </w:rPr>
+        <w:t xml:space="preserve">joinjp2003 (trusted, elevated-tier) made a repeat qualifying mention of KSH International, per existing state.json sourcing. No independent company thread exists to corroborate this against wider community diligence.</w:t>
       </w:r>
     </w:p>
     <w:p>
@@ -454,6 +2616,119 @@
         <w:spacing w:after="120" w:before="280"/>
       </w:pPr>
       <w:r>
+        <w:t xml:space="preserve">BSE Corporate Actions / Other Red Flags</w:t>
+      </w:r>
+    </w:p>
+    <w:p>
+      <w:pPr>
+        <w:spacing w:after="120"/>
+      </w:pPr>
+      <w:r>
+        <w:t xml:space="preserve">Not checked this pass.</w:t>
+      </w:r>
+    </w:p>
+    <w:p>
+      <w:pPr>
+        <w:pStyle w:val="Heading1"/>
+        <w:spacing w:after="120" w:before="280"/>
+      </w:pPr>
+      <w:r>
+        <w:t xml:space="preserve">Bull Case</w:t>
+      </w:r>
+    </w:p>
+    <w:p>
+      <w:pPr>
+        <w:pStyle w:val="ListParagraph"/>
+        <w:numPr>
+          <w:ilvl w:val="0"/>
+          <w:numId w:val="1"/>
+        </w:numPr>
+        <w:spacing w:after="60"/>
+      </w:pPr>
+      <w:r>
+        <w:t xml:space="preserve">Exceptional 5-year revenue (47.5%) and profit (50.3%) CAGRs combined with strong current ROCE/ROE (21.4%/20.1%) and a debt-free balance sheet</w:t>
+      </w:r>
+    </w:p>
+    <w:p>
+      <w:pPr>
+        <w:pStyle w:val="ListParagraph"/>
+        <w:numPr>
+          <w:ilvl w:val="0"/>
+          <w:numId w:val="1"/>
+        </w:numPr>
+        <w:spacing w:after="60"/>
+      </w:pPr>
+      <w:r>
+        <w:t xml:space="preserve">Leadership position in a specialized, moat-adjacent niche (magnet winding wires) with exposure to structurally growing end-markets (EV traction motors, renewables, railways)</w:t>
+      </w:r>
+    </w:p>
+    <w:p>
+      <w:pPr>
+        <w:pStyle w:val="ListParagraph"/>
+        <w:numPr>
+          <w:ilvl w:val="0"/>
+          <w:numId w:val="1"/>
+        </w:numPr>
+        <w:spacing w:after="60"/>
+      </w:pPr>
+      <w:r>
+        <w:t xml:space="preserve">A trusted user has made repeat mentions of the name</w:t>
+      </w:r>
+    </w:p>
+    <w:p>
+      <w:pPr>
+        <w:pStyle w:val="Heading1"/>
+        <w:spacing w:after="120" w:before="280"/>
+      </w:pPr>
+      <w:r>
+        <w:t xml:space="preserve">Bear Case / Key Risks</w:t>
+      </w:r>
+    </w:p>
+    <w:p>
+      <w:pPr>
+        <w:pStyle w:val="ListParagraph"/>
+        <w:numPr>
+          <w:ilvl w:val="0"/>
+          <w:numId w:val="1"/>
+        </w:numPr>
+        <w:spacing w:after="60"/>
+      </w:pPr>
+      <w:r>
+        <w:t xml:space="preserve">Only listed in 2025 -- the impressive growth history predates public-market accountability, and there is limited track record as a listed company to verify execution under public scrutiny</w:t>
+      </w:r>
+    </w:p>
+    <w:p>
+      <w:pPr>
+        <w:pStyle w:val="ListParagraph"/>
+        <w:numPr>
+          <w:ilvl w:val="0"/>
+          <w:numId w:val="1"/>
+        </w:numPr>
+        <w:spacing w:after="60"/>
+      </w:pPr>
+      <w:r>
+        <w:t xml:space="preserve">Valuation (8.36x book, near 52-week high) already appears to price in much of the quality and growth story</w:t>
+      </w:r>
+    </w:p>
+    <w:p>
+      <w:pPr>
+        <w:pStyle w:val="ListParagraph"/>
+        <w:numPr>
+          <w:ilvl w:val="0"/>
+          <w:numId w:val="1"/>
+        </w:numPr>
+        <w:spacing w:after="60"/>
+      </w:pPr>
+      <w:r>
+        <w:t xml:space="preserve">No ValuePickr company thread exists, so there is no independent community diligence to cross-check the trusted mention or probe the sustainability of the growth rate</w:t>
+      </w:r>
+    </w:p>
+    <w:p>
+      <w:pPr>
+        <w:pStyle w:val="Heading1"/>
+        <w:spacing w:after="120" w:before="280"/>
+      </w:pPr>
+      <w:r>
         <w:t xml:space="preserve">Market-Cap Tier (informational — not a gate in this project)</w:t>
       </w:r>
     </w:p>
@@ -466,7 +2741,7 @@
           <w:b/>
           <w:bCs/>
         </w:rPr>
-        <w:t xml:space="preserve">Small-mid-cap (~Rs 6,812 Cr)</w:t>
+        <w:t xml:space="preserve">Small-mid-cap (~Rs 7,504 Cr)</w:t>
       </w:r>
     </w:p>
     <w:p>
@@ -494,6 +2769,34 @@
     </w:p>
     <w:p>
       <w:pPr>
+        <w:spacing w:after="120"/>
+      </w:pPr>
+      <w:r>
+        <w:rPr>
+          <w:color w:val="666666"/>
+          <w:sz w:val="20"/>
+          <w:szCs w:val="20"/>
+        </w:rPr>
+        <w:t xml:space="preserve">4-box gate — tailwind: yes · TAM: weak · moat: weak · valuation: no  (score 2 / 4)</w:t>
+      </w:r>
+    </w:p>
+    <w:p>
+      <w:pPr>
+        <w:spacing w:after="120"/>
+      </w:pPr>
+      <w:r>
+        <w:rPr>
+          <w:i/>
+          <w:iCs/>
+          <w:color w:val="666666"/>
+          <w:sz w:val="20"/>
+          <w:szCs w:val="20"/>
+        </w:rPr>
+        <w:t xml:space="preserve">Tailwind yes: T&amp;D/HVDC grid capex + EV traction + railways; the Hitachi Energy 5-yr supply framework validates it. TAM weak: India's #3 magnet-wire maker in a thin-margin (~6% EBITDA) copper-spread niche - real headroom via specialised/CTC mix + capacity doubling but the profit pool is capped. Moat weak: specialised CTC capability + export qualification, not structural pricing power. Valuation no: P/E ~57x near the 52-week high, &lt;1 year of public history. Score 2.0 - the 10x-in-2-3-years label rests on phreak's un-ignorable-growth carve-out (see verdict_reasoning); conviction capped at Low-Medium, unconfirmed.</w:t>
+      </w:r>
+    </w:p>
+    <w:p>
+      <w:pPr>
         <w:pStyle w:val="Heading1"/>
         <w:spacing w:after="120" w:before="280"/>
       </w:pPr>
@@ -512,46 +2815,72 @@
           <w:sz w:val="24"/>
           <w:szCs w:val="24"/>
         </w:rPr>
-        <w:t xml:space="preserve">Genuinely excellent growth and returns, but a short public track record and a valuation that already reflects the story keep conviction moderate</w:t>
-      </w:r>
-    </w:p>
-    <w:p>
-      <w:pPr>
-        <w:pStyle w:val="ListParagraph"/>
-        <w:numPr>
-          <w:ilvl w:val="0"/>
-          <w:numId w:val="1"/>
-        </w:numPr>
-        <w:spacing w:after="60"/>
-      </w:pPr>
-      <w:r>
-        <w:t xml:space="preserve">ROCE, ROE, and 5-year growth rates are all genuinely excellent and fit the thesis's quality gate cleanly</w:t>
-      </w:r>
-    </w:p>
-    <w:p>
-      <w:pPr>
-        <w:pStyle w:val="ListParagraph"/>
-        <w:numPr>
-          <w:ilvl w:val="0"/>
-          <w:numId w:val="1"/>
-        </w:numPr>
-        <w:spacing w:after="60"/>
-      </w:pPr>
-      <w:r>
-        <w:t xml:space="preserve">But the recent 2025 IPO means there's limited public-market track record, and the current valuation (8.36x book, near 52-week high) suggests the market has already substantially re-rated the stock for this quality</w:t>
-      </w:r>
-    </w:p>
-    <w:p>
-      <w:pPr>
-        <w:pStyle w:val="ListParagraph"/>
-        <w:numPr>
-          <w:ilvl w:val="0"/>
-          <w:numId w:val="1"/>
-        </w:numPr>
-        <w:spacing w:after="60"/>
-      </w:pPr>
-      <w:r>
-        <w:t xml:space="preserve">Conviction is set to Low-Medium: the underlying business looks strong, but the combination of a short public history and a rich starting valuation is a real constraint on near-term multibagger potential from here</w:t>
+        <w:t xml:space="preserve">Genuinely excellent growth and returns with a live acceleration (Q1 FY27 revenue ~doubled, specialised wire +113%, EBITDA/ton surging) and a Hitachi Energy 5-year framework - 10x-in-2-3-years on phreak's un-ignorable-growth carve-out, but conviction held Low-Medium on a ~57x P/E and &lt;1 year of public history</w:t>
+      </w:r>
+    </w:p>
+    <w:p>
+      <w:pPr>
+        <w:pStyle w:val="ListParagraph"/>
+        <w:numPr>
+          <w:ilvl w:val="0"/>
+          <w:numId w:val="1"/>
+        </w:numPr>
+        <w:spacing w:after="60"/>
+      </w:pPr>
+      <w:r>
+        <w:t xml:space="preserve">Quality gate is cleanly cleared: ROCE ~21%, ROE ~20%, debt-free, 5-yr revenue/profit CAGR ~47%/~50%, and the trailing record is NOT stale - FY26 revenue +61%, Q1 FY27 revenue ~doubled, PAT +86%, EBITDA/ton up to Rs 93,000 from Rs 52,536 in FY25 on a structural specialised/CTC/export mix shift.</w:t>
+      </w:r>
+    </w:p>
+    <w:p>
+      <w:pPr>
+        <w:pStyle w:val="ListParagraph"/>
+        <w:numPr>
+          <w:ilvl w:val="0"/>
+          <w:numId w:val="1"/>
+        </w:numPr>
+        <w:spacing w:after="60"/>
+      </w:pPr>
+      <w:r>
+        <w:t xml:space="preserve">four_box scores 2.0 (tailwind yes; tam weak - thin-margin copper-spread niche; moat weak - specialised capability, not pricing power; valuation no - ~57x P/E near the 52-week high, &lt;1 year of public history). Per the decision table, 2.0 permits the return-magnitude label ONLY via a written exception: phreak's un-ignorable-growth carve-out applies here (revenue doubling, specialised wire +113% YoY, EBITDA/ton surging, Hitachi Energy 5-yr framework). Label allowed; conviction caps at Medium and is set to Low-Medium with an explicit 'unconfirmed' caveat.</w:t>
+      </w:r>
+    </w:p>
+    <w:p>
+      <w:pPr>
+        <w:pStyle w:val="ListParagraph"/>
+        <w:numPr>
+          <w:ilvl w:val="0"/>
+          <w:numId w:val="1"/>
+        </w:numPr>
+        <w:spacing w:after="60"/>
+      </w:pPr>
+      <w:r>
+        <w:t xml:space="preserve">Conviction not higher: ~57x P/E leaves no margin of safety, the business is a ~6%-EBITDA converter whose EBITDA/ton can normalise (peak_margin_risk flagged), there is no ValuePickr company thread for independent diligence, and public history is under a year. The only signal is joinjp2003's (trusted, elevated) repeat portfolio-thread mention - trusted_floor is false, so no conviction floor.</w:t>
+      </w:r>
+    </w:p>
+    <w:p>
+      <w:pPr>
+        <w:pStyle w:val="ListParagraph"/>
+        <w:numPr>
+          <w:ilvl w:val="0"/>
+          <w:numId w:val="1"/>
+        </w:numPr>
+        <w:spacing w:after="60"/>
+      </w:pPr>
+      <w:r>
+        <w:t xml:space="preserve">Red-flag check: none. Debt-free, no pledge, no auditor issue, no SEBI action. The KSH Distriparks promoter-&gt;public reclassification is a logistics affiliate, not an operating-promoter exit - not a HIGH CAUTION trigger.</w:t>
+      </w:r>
+    </w:p>
+    <w:p>
+      <w:pPr>
+        <w:pStyle w:val="ListParagraph"/>
+        <w:numPr>
+          <w:ilvl w:val="0"/>
+          <w:numId w:val="1"/>
+        </w:numPr>
+        <w:spacing w:after="60"/>
+      </w:pPr>
+      <w:r>
+        <w:t xml:space="preserve">Re-check after Q2/Q3 FY27: does EBITDA/ton hold near Rs 90k, does Supa Phase II commission and fill, and how firm is the Hitachi framework in actual offtake.</w:t>
       </w:r>
     </w:p>
     <w:p>

--- a/projects/valuepickr-open-screen/docs/KSH International Ltd.docx
+++ b/projects/valuepickr-open-screen/docs/KSH International Ltd.docx
@@ -2899,6 +2899,155 @@
           <w:szCs w:val="18"/>
         </w:rPr>
         <w:t xml:space="preserve">This is independent research and analysis for informational purposes only, not personalized financial or investment advice. Past multi-bagger performance and forum/social sentiment are not indicators of future returns. Do your own due diligence before investing.</w:t>
+      </w:r>
+    </w:p>
+    <w:p/>
+    <w:p>
+      <w:r>
+        <w:rPr>
+          <w:b/>
+          <w:sz w:val="28"/>
+        </w:rPr>
+        <w:t>🔄 RESEARCH UPDATE - 2026-10-05</w:t>
+      </w:r>
+    </w:p>
+    <w:p>
+      <w:r>
+        <w:rPr>
+          <w:b/>
+        </w:rPr>
+        <w:t>📊 Key Metrics:</w:t>
+      </w:r>
+    </w:p>
+    <w:p>
+      <w:pPr>
+        <w:ind w:left="360"/>
+      </w:pPr>
+      <w:r>
+        <w:t xml:space="preserve">  • Company: KSH International Ltd</w:t>
+      </w:r>
+    </w:p>
+    <w:p>
+      <w:pPr>
+        <w:ind w:left="360"/>
+      </w:pPr>
+      <w:r>
+        <w:t xml:space="preserve">  • Conviction: Low-Medium</w:t>
+      </w:r>
+    </w:p>
+    <w:p>
+      <w:pPr>
+        <w:ind w:left="360"/>
+      </w:pPr>
+      <w:r>
+        <w:t xml:space="preserve">  • Thesis: 10x-in-2-3-years</w:t>
+      </w:r>
+    </w:p>
+    <w:p>
+      <w:pPr>
+        <w:ind w:left="360"/>
+      </w:pPr>
+      <w:r>
+        <w:t xml:space="preserve">  • 4-Box Score: 2.0</w:t>
+      </w:r>
+    </w:p>
+    <w:p>
+      <w:pPr>
+        <w:ind w:left="360"/>
+      </w:pPr>
+      <w:r>
+        <w:t xml:space="preserve">  • Research Date: 2026-09-28</w:t>
+      </w:r>
+    </w:p>
+    <w:p>
+      <w:pPr>
+        <w:ind w:left="360"/>
+      </w:pPr>
+      <w:r>
+        <w:t xml:space="preserve">  • Red Flag: None</w:t>
+      </w:r>
+    </w:p>
+    <w:p/>
+    <w:p>
+      <w:r>
+        <w:rPr>
+          <w:b/>
+        </w:rPr>
+        <w:t>📝 Verdict:</w:t>
+      </w:r>
+    </w:p>
+    <w:p>
+      <w:pPr>
+        <w:ind w:left="360"/>
+      </w:pPr>
+      <w:r>
+        <w:t>Genuinely excellent growth and returns with a live acceleration (Q1 FY27 revenue ~doubled, specialised wire +113%, EBITDA/ton surging) and a Hitachi Energy 5-year framework - 10x-in-2-3-years on phreak's un-ignorable-growth carve-out, but conviction held Low-Medium on a ~57x P/E and &lt;1 year of public history</w:t>
+      </w:r>
+    </w:p>
+    <w:p/>
+    <w:p>
+      <w:r>
+        <w:rPr>
+          <w:b/>
+        </w:rPr>
+        <w:t>📈 Bull Case:</w:t>
+      </w:r>
+    </w:p>
+    <w:p>
+      <w:pPr>
+        <w:ind w:left="360"/>
+      </w:pPr>
+      <w:r>
+        <w:t>Exceptional 5-year revenue (47.5%) and profit (50.3%) CAGRs combined with strong current ROCE/ROE (21.4%/20.1%) and a debt-free balance sheet</w:t>
+      </w:r>
+    </w:p>
+    <w:p>
+      <w:pPr>
+        <w:ind w:left="360"/>
+      </w:pPr>
+      <w:r>
+        <w:t>Leadership position in a specialized, moat-adjacent niche (magnet winding wires) with exposure to structurally growing end-markets (EV traction motors, renewables, railways)</w:t>
+      </w:r>
+    </w:p>
+    <w:p>
+      <w:pPr>
+        <w:ind w:left="360"/>
+      </w:pPr>
+      <w:r>
+        <w:t>A trusted user has made repeat mentions of the name</w:t>
+      </w:r>
+    </w:p>
+    <w:p/>
+    <w:p>
+      <w:r>
+        <w:rPr>
+          <w:b/>
+        </w:rPr>
+        <w:t>📉 Bear Case:</w:t>
+      </w:r>
+    </w:p>
+    <w:p>
+      <w:pPr>
+        <w:ind w:left="360"/>
+      </w:pPr>
+      <w:r>
+        <w:t>Only listed in 2025 -- the impressive growth history predates public-market accountability, and there is limited track record as a listed company to verify execution under public scrutiny</w:t>
+      </w:r>
+    </w:p>
+    <w:p>
+      <w:pPr>
+        <w:ind w:left="360"/>
+      </w:pPr>
+      <w:r>
+        <w:t>Valuation (8.36x book, near 52-week high) already appears to price in much of the quality and growth story</w:t>
+      </w:r>
+    </w:p>
+    <w:p>
+      <w:pPr>
+        <w:ind w:left="360"/>
+      </w:pPr>
+      <w:r>
+        <w:t>No ValuePickr company thread exists, so there is no independent community diligence to cross-check the trusted mention or probe the sustainability of the growth rate</w:t>
       </w:r>
     </w:p>
     <w:sectPr>
